--- a/assets/templates/template-hop-dong-cung-ung-thuyen-vien.docx
+++ b/assets/templates/template-hop-dong-cung-ung-thuyen-vien.docx
@@ -527,6 +527,335 @@
         <w:t xml:space="preserve"> </w:t>
       </w:r>
       <w:r>
+        <w:t xml:space="preserve">{partyA.representative}</w:t>
+      </w:r>
+      <w:r>
+        <w:rPr>
+          <w:rFonts w:ascii="Times New Roman" w:hAnsi="Times New Roman" w:eastAsia="Times New Roman"/>
+          <w:color w:val="000000"/>
+          <w:sz w:val="26"/>
+          <w:szCs w:val="26"/>
+          <w:lang w:eastAsia="vi-VN"/>
+        </w:rPr>
+      </w:r>
+      <w:r>
+        <w:rPr>
+          <w:rFonts w:ascii="Times New Roman" w:hAnsi="Times New Roman" w:eastAsia="Times New Roman"/>
+          <w:sz w:val="26"/>
+          <w:szCs w:val="26"/>
+          <w:lang w:eastAsia="vi-VN"/>
+        </w:rPr>
+      </w:r>
+      <w:r>
+        <w:rPr>
+          <w:rFonts w:ascii="Times New Roman" w:hAnsi="Times New Roman" w:eastAsia="Times New Roman"/>
+          <w:sz w:val="26"/>
+          <w:szCs w:val="26"/>
+          <w:lang w:eastAsia="vi-VN"/>
+        </w:rPr>
+      </w:r>
+    </w:p>
+    <w:p>
+      <w:pPr>
+        <w:pBdr/>
+        <w:spacing w:after="100" w:afterAutospacing="1" w:before="100" w:beforeAutospacing="1" w:line="240" w:lineRule="auto"/>
+        <w:ind w:left="90"/>
+        <w:jc w:val="both"/>
+        <w:rPr>
+          <w:rFonts w:ascii="Times New Roman" w:hAnsi="Times New Roman" w:eastAsia="Times New Roman"/>
+          <w:sz w:val="26"/>
+          <w:szCs w:val="26"/>
+          <w:lang w:eastAsia="vi-VN"/>
+        </w:rPr>
+      </w:pPr>
+      <w:r>
+        <w:rPr>
+          <w:rFonts w:ascii="Times New Roman" w:hAnsi="Times New Roman" w:eastAsia="Times New Roman"/>
+          <w:color w:val="000000"/>
+          <w:sz w:val="26"/>
+          <w:szCs w:val="26"/>
+          <w:lang w:val="vi-VN" w:eastAsia="vi-VN"/>
+        </w:rPr>
+        <w:t xml:space="preserve">- Chức vụ:</w:t>
+      </w:r>
+      <w:r>
+        <w:rPr>
+          <w:rFonts w:ascii="Times New Roman" w:hAnsi="Times New Roman" w:eastAsia="Times New Roman"/>
+          <w:color w:val="000000"/>
+          <w:sz w:val="26"/>
+          <w:szCs w:val="26"/>
+          <w:lang w:eastAsia="vi-VN"/>
+        </w:rPr>
+        <w:t xml:space="preserve"> </w:t>
+      </w:r>
+      <w:r>
+        <w:t xml:space="preserve">{partyA.representativePos}</w:t>
+      </w:r>
+      <w:r>
+        <w:rPr>
+          <w:rFonts w:ascii="Times New Roman" w:hAnsi="Times New Roman" w:eastAsia="Times New Roman"/>
+          <w:color w:val="000000"/>
+          <w:sz w:val="26"/>
+          <w:szCs w:val="26"/>
+          <w:lang w:eastAsia="vi-VN"/>
+        </w:rPr>
+      </w:r>
+      <w:r>
+        <w:rPr>
+          <w:rFonts w:ascii="Times New Roman" w:hAnsi="Times New Roman" w:eastAsia="Times New Roman"/>
+          <w:sz w:val="26"/>
+          <w:szCs w:val="26"/>
+          <w:lang w:eastAsia="vi-VN"/>
+        </w:rPr>
+      </w:r>
+    </w:p>
+    <w:p>
+      <w:pPr>
+        <w:pBdr/>
+        <w:spacing w:after="100" w:afterAutospacing="1" w:before="100" w:beforeAutospacing="1" w:line="240" w:lineRule="auto"/>
+        <w:ind w:left="90"/>
+        <w:jc w:val="both"/>
+        <w:rPr>
+          <w:rFonts w:ascii="Times New Roman" w:hAnsi="Times New Roman" w:eastAsia="Times New Roman"/>
+          <w:sz w:val="26"/>
+          <w:szCs w:val="26"/>
+          <w:lang w:eastAsia="vi-VN"/>
+        </w:rPr>
+      </w:pPr>
+      <w:r>
+        <w:rPr>
+          <w:rFonts w:ascii="Times New Roman" w:hAnsi="Times New Roman" w:eastAsia="Times New Roman"/>
+          <w:color w:val="000000"/>
+          <w:sz w:val="26"/>
+          <w:szCs w:val="26"/>
+          <w:lang w:val="vi-VN" w:eastAsia="vi-VN"/>
+        </w:rPr>
+        <w:t xml:space="preserve">- Địa chỉ</w:t>
+      </w:r>
+      <w:r>
+        <w:rPr>
+          <w:rFonts w:ascii="Times New Roman" w:hAnsi="Times New Roman" w:eastAsia="Times New Roman"/>
+          <w:color w:val="000000"/>
+          <w:sz w:val="26"/>
+          <w:szCs w:val="26"/>
+          <w:lang w:eastAsia="vi-VN"/>
+        </w:rPr>
+        <w:t xml:space="preserve"> :</w:t>
+      </w:r>
+      <w:r>
+        <w:rPr>
+          <w:rFonts w:ascii="Times New Roman" w:hAnsi="Times New Roman" w:eastAsia="Times New Roman"/>
+          <w:color w:val="000000"/>
+          <w:sz w:val="26"/>
+          <w:szCs w:val="26"/>
+          <w:lang w:eastAsia="vi-VN"/>
+        </w:rPr>
+      </w:r>
+      <w:r>
+        <w:t xml:space="preserve">{partyA.compAddress}</w:t>
+      </w:r>
+      <w:r>
+        <w:rPr>
+          <w:rFonts w:ascii="Times New Roman" w:hAnsi="Times New Roman" w:eastAsia="Times New Roman"/>
+          <w:color w:val="000000"/>
+          <w:sz w:val="26"/>
+          <w:szCs w:val="26"/>
+          <w:lang w:eastAsia="vi-VN"/>
+        </w:rPr>
+      </w:r>
+      <w:r>
+        <w:rPr>
+          <w:rFonts w:ascii="Times New Roman" w:hAnsi="Times New Roman" w:eastAsia="Times New Roman"/>
+          <w:sz w:val="26"/>
+          <w:szCs w:val="26"/>
+          <w:lang w:eastAsia="vi-VN"/>
+        </w:rPr>
+      </w:r>
+    </w:p>
+    <w:p>
+      <w:pPr>
+        <w:pBdr/>
+        <w:spacing w:after="100" w:afterAutospacing="1" w:before="100" w:beforeAutospacing="1" w:line="240" w:lineRule="auto"/>
+        <w:ind w:left="90"/>
+        <w:jc w:val="both"/>
+        <w:rPr>
+          <w:rFonts w:ascii="Times New Roman" w:hAnsi="Times New Roman" w:eastAsia="Times New Roman"/>
+          <w:b/>
+          <w:bCs/>
+          <w:sz w:val="26"/>
+          <w:szCs w:val="26"/>
+          <w:lang w:eastAsia="vi-VN"/>
+        </w:rPr>
+      </w:pPr>
+      <w:r>
+        <w:rPr>
+          <w:rFonts w:ascii="Times New Roman" w:hAnsi="Times New Roman" w:eastAsia="Times New Roman"/>
+          <w:color w:val="000000"/>
+          <w:sz w:val="26"/>
+          <w:szCs w:val="26"/>
+          <w:lang w:val="vi-VN" w:eastAsia="vi-VN"/>
+        </w:rPr>
+        <w:t xml:space="preserve">- Điện thoại:</w:t>
+      </w:r>
+      <w:r>
+        <w:rPr>
+          <w:rFonts w:ascii="Times New Roman" w:hAnsi="Times New Roman" w:eastAsia="Times New Roman"/>
+          <w:color w:val="000000"/>
+          <w:sz w:val="26"/>
+          <w:szCs w:val="26"/>
+          <w:lang w:eastAsia="vi-VN"/>
+        </w:rPr>
+        <w:t xml:space="preserve"> </w:t>
+      </w:r>
+      <w:r>
+        <w:t xml:space="preserve">{partyA.compPhoneNumber}</w:t>
+      </w:r>
+      <w:r>
+        <w:rPr>
+          <w:rFonts w:ascii="Times New Roman" w:hAnsi="Times New Roman" w:eastAsia="Times New Roman"/>
+          <w:color w:val="000000"/>
+          <w:sz w:val="26"/>
+          <w:szCs w:val="26"/>
+          <w:lang w:eastAsia="vi-VN"/>
+        </w:rPr>
+      </w:r>
+      <w:r>
+        <w:rPr>
+          <w:rFonts w:ascii="Times New Roman" w:hAnsi="Times New Roman" w:eastAsia="Times New Roman"/>
+          <w:b/>
+          <w:bCs/>
+          <w:sz w:val="26"/>
+          <w:szCs w:val="26"/>
+          <w:lang w:eastAsia="vi-VN"/>
+        </w:rPr>
+      </w:r>
+    </w:p>
+    <w:p>
+      <w:pPr>
+        <w:pBdr/>
+        <w:spacing w:after="100" w:afterAutospacing="1" w:before="100" w:beforeAutospacing="1" w:line="240" w:lineRule="auto"/>
+        <w:ind/>
+        <w:jc w:val="both"/>
+        <w:rPr>
+          <w:rFonts w:ascii="Times New Roman" w:hAnsi="Times New Roman" w:eastAsia="Times New Roman"/>
+          <w:sz w:val="26"/>
+          <w:szCs w:val="26"/>
+          <w:lang w:eastAsia="vi-VN"/>
+        </w:rPr>
+      </w:pPr>
+      <w:r>
+        <w:rPr>
+          <w:rFonts w:ascii="Times New Roman" w:hAnsi="Times New Roman" w:eastAsia="Times New Roman"/>
+          <w:color w:val="000000"/>
+          <w:sz w:val="26"/>
+          <w:szCs w:val="26"/>
+          <w:lang w:eastAsia="vi-VN"/>
+        </w:rPr>
+        <w:t xml:space="preserve">Và</w:t>
+      </w:r>
+      <w:r>
+        <w:rPr>
+          <w:rFonts w:ascii="Times New Roman" w:hAnsi="Times New Roman" w:eastAsia="Times New Roman"/>
+          <w:color w:val="000000"/>
+          <w:sz w:val="26"/>
+          <w:szCs w:val="26"/>
+          <w:lang w:val="vi-VN" w:eastAsia="vi-VN"/>
+        </w:rPr>
+        <w:t xml:space="preserve"> một bên là</w:t>
+      </w:r>
+      <w:r>
+        <w:rPr>
+          <w:rFonts w:ascii="Times New Roman" w:hAnsi="Times New Roman" w:eastAsia="Times New Roman"/>
+          <w:color w:val="000000"/>
+          <w:sz w:val="26"/>
+          <w:szCs w:val="26"/>
+          <w:lang w:eastAsia="vi-VN"/>
+        </w:rPr>
+        <w:t xml:space="preserve">: </w:t>
+      </w:r>
+      <w:r>
+        <w:t xml:space="preserve">{partyB.compName}</w:t>
+      </w:r>
+      <w:r>
+        <w:rPr>
+          <w:rFonts w:ascii="Times New Roman" w:hAnsi="Times New Roman" w:eastAsia="Times New Roman"/>
+          <w:color w:val="000000"/>
+          <w:sz w:val="26"/>
+          <w:szCs w:val="26"/>
+          <w:lang w:eastAsia="vi-VN"/>
+        </w:rPr>
+      </w:r>
+      <w:r>
+        <w:rPr>
+          <w:rFonts w:ascii="Times New Roman" w:hAnsi="Times New Roman" w:eastAsia="Times New Roman"/>
+          <w:color w:val="000000"/>
+          <w:sz w:val="26"/>
+          <w:szCs w:val="26"/>
+          <w:lang w:eastAsia="vi-VN"/>
+        </w:rPr>
+        <w:t xml:space="preserve"> (Bên B)</w:t>
+      </w:r>
+      <w:r>
+        <w:rPr>
+          <w:rFonts w:ascii="Times New Roman" w:hAnsi="Times New Roman" w:eastAsia="Times New Roman"/>
+          <w:color w:val="000000"/>
+          <w:sz w:val="26"/>
+          <w:szCs w:val="26"/>
+          <w:lang w:eastAsia="vi-VN"/>
+        </w:rPr>
+        <w:t xml:space="preserve">:</w:t>
+      </w:r>
+      <w:r>
+        <w:rPr>
+          <w:rFonts w:ascii="Times New Roman" w:hAnsi="Times New Roman" w:eastAsia="Times New Roman"/>
+          <w:sz w:val="26"/>
+          <w:szCs w:val="26"/>
+          <w:lang w:eastAsia="vi-VN"/>
+        </w:rPr>
+      </w:r>
+      <w:r>
+        <w:rPr>
+          <w:rFonts w:ascii="Times New Roman" w:hAnsi="Times New Roman" w:eastAsia="Times New Roman"/>
+          <w:sz w:val="26"/>
+          <w:szCs w:val="26"/>
+          <w:lang w:eastAsia="vi-VN"/>
+        </w:rPr>
+      </w:r>
+    </w:p>
+    <w:p>
+      <w:pPr>
+        <w:pBdr/>
+        <w:spacing w:after="100" w:afterAutospacing="1" w:before="100" w:beforeAutospacing="1" w:line="240" w:lineRule="auto"/>
+        <w:ind/>
+        <w:jc w:val="both"/>
+        <w:rPr>
+          <w:rFonts w:ascii="Times New Roman" w:hAnsi="Times New Roman" w:eastAsia="Times New Roman"/>
+          <w:sz w:val="26"/>
+          <w:szCs w:val="26"/>
+          <w:lang w:eastAsia="vi-VN"/>
+        </w:rPr>
+      </w:pPr>
+      <w:r>
+        <w:rPr>
+          <w:rFonts w:ascii="Times New Roman" w:hAnsi="Times New Roman" w:eastAsia="Times New Roman"/>
+          <w:color w:val="000000"/>
+          <w:sz w:val="26"/>
+          <w:szCs w:val="26"/>
+          <w:lang w:val="vi-VN" w:eastAsia="vi-VN"/>
+        </w:rPr>
+        <w:t xml:space="preserve">- Do ông (bà):</w:t>
+      </w:r>
+      <w:r>
+        <w:rPr>
+          <w:rFonts w:ascii="Times New Roman" w:hAnsi="Times New Roman" w:eastAsia="Times New Roman"/>
+          <w:color w:val="000000"/>
+          <w:sz w:val="26"/>
+          <w:szCs w:val="26"/>
+          <w:lang w:eastAsia="vi-VN"/>
+        </w:rPr>
+        <w:t xml:space="preserve"> </w:t>
+      </w:r>
+      <w:r>
         <w:rPr>
           <w:rFonts w:ascii="Times New Roman" w:hAnsi="Times New Roman" w:eastAsia="Times New Roman"/>
           <w:b/>
@@ -536,7 +865,7 @@
           <w:szCs w:val="26"/>
           <w:lang w:eastAsia="vi-VN"/>
         </w:rPr>
-        <w:t xml:space="preserve">{{partyA,representative}}</w:t>
+        <w:t xml:space="preserve">{partyB.fullName}</w:t>
       </w:r>
       <w:r>
         <w:rPr>
@@ -559,7 +888,7 @@
       <w:pPr>
         <w:pBdr/>
         <w:spacing w:after="100" w:afterAutospacing="1" w:before="100" w:beforeAutospacing="1" w:line="240" w:lineRule="auto"/>
-        <w:ind w:left="90"/>
+        <w:ind/>
         <w:jc w:val="both"/>
         <w:rPr>
           <w:rFonts w:ascii="Times New Roman" w:hAnsi="Times New Roman" w:eastAsia="Times New Roman"/>
@@ -589,6 +918,60 @@
         <w:t xml:space="preserve"> </w:t>
       </w:r>
       <w:r>
+        <w:t xml:space="preserve">{partyB.representativePos}</w:t>
+      </w:r>
+      <w:r>
+        <w:rPr>
+          <w:rFonts w:ascii="Times New Roman" w:hAnsi="Times New Roman" w:eastAsia="Times New Roman"/>
+          <w:color w:val="000000"/>
+          <w:sz w:val="26"/>
+          <w:szCs w:val="26"/>
+          <w:lang w:eastAsia="vi-VN"/>
+        </w:rPr>
+      </w:r>
+      <w:r>
+        <w:rPr>
+          <w:rFonts w:ascii="Times New Roman" w:hAnsi="Times New Roman" w:eastAsia="Times New Roman"/>
+          <w:sz w:val="26"/>
+          <w:szCs w:val="26"/>
+          <w:lang w:eastAsia="vi-VN"/>
+        </w:rPr>
+      </w:r>
+    </w:p>
+    <w:p>
+      <w:pPr>
+        <w:pBdr/>
+        <w:spacing w:after="100" w:afterAutospacing="1" w:before="100" w:beforeAutospacing="1" w:line="240" w:lineRule="auto"/>
+        <w:ind/>
+        <w:jc w:val="both"/>
+        <w:rPr>
+          <w:rFonts w:ascii="Times New Roman" w:hAnsi="Times New Roman" w:eastAsia="Times New Roman"/>
+          <w:sz w:val="26"/>
+          <w:szCs w:val="26"/>
+          <w:lang w:eastAsia="vi-VN"/>
+        </w:rPr>
+      </w:pPr>
+      <w:r>
+        <w:rPr>
+          <w:rFonts w:ascii="Times New Roman" w:hAnsi="Times New Roman" w:eastAsia="Times New Roman"/>
+          <w:color w:val="000000"/>
+          <w:sz w:val="26"/>
+          <w:szCs w:val="26"/>
+          <w:lang w:val="vi-VN" w:eastAsia="vi-VN"/>
+        </w:rPr>
+        <w:t xml:space="preserve">- Địa chỉ:</w:t>
+      </w:r>
+      <w:r>
+        <w:rPr>
+          <w:rFonts w:ascii="Times New Roman" w:hAnsi="Times New Roman" w:eastAsia="Times New Roman"/>
+          <w:color w:val="000000"/>
+          <w:sz w:val="26"/>
+          <w:szCs w:val="26"/>
+          <w:lang w:eastAsia="vi-VN"/>
+        </w:rPr>
+        <w:t xml:space="preserve"> </w:t>
+      </w:r>
+      <w:r>
         <w:rPr>
           <w:rFonts w:ascii="Times New Roman" w:hAnsi="Times New Roman" w:eastAsia="Times New Roman"/>
           <w:b/>
@@ -598,7 +981,9 @@
           <w:szCs w:val="26"/>
           <w:lang w:eastAsia="vi-VN"/>
         </w:rPr>
-        <w:t xml:space="preserve">{{partyA</w:t>
+      </w:r>
+      <w:r>
+        <w:t xml:space="preserve">{partyB.compAddress}</w:t>
       </w:r>
       <w:r>
         <w:rPr>
@@ -610,7 +995,48 @@
           <w:szCs w:val="26"/>
           <w:lang w:eastAsia="vi-VN"/>
         </w:rPr>
-        <w:t xml:space="preserve">.</w:t>
+      </w:r>
+      <w:r>
+        <w:rPr>
+          <w:rFonts w:ascii="Times New Roman" w:hAnsi="Times New Roman" w:eastAsia="Times New Roman"/>
+          <w:sz w:val="26"/>
+          <w:szCs w:val="26"/>
+          <w:lang w:eastAsia="vi-VN"/>
+        </w:rPr>
+      </w:r>
+    </w:p>
+    <w:p>
+      <w:pPr>
+        <w:pBdr/>
+        <w:spacing w:after="100" w:afterAutospacing="1" w:before="100" w:beforeAutospacing="1" w:line="240" w:lineRule="auto"/>
+        <w:ind/>
+        <w:jc w:val="both"/>
+        <w:rPr>
+          <w:rFonts w:ascii="Times New Roman" w:hAnsi="Times New Roman" w:eastAsia="Times New Roman"/>
+          <w:sz w:val="26"/>
+          <w:szCs w:val="26"/>
+          <w:lang w:eastAsia="vi-VN"/>
+        </w:rPr>
+      </w:pPr>
+      <w:r>
+        <w:rPr>
+          <w:rFonts w:ascii="Times New Roman" w:hAnsi="Times New Roman" w:eastAsia="Times New Roman"/>
+          <w:color w:val="000000"/>
+          <w:sz w:val="26"/>
+          <w:szCs w:val="26"/>
+          <w:lang w:val="vi-VN" w:eastAsia="vi-VN"/>
+        </w:rPr>
+        <w:t xml:space="preserve">- Điện thoại:</w:t>
+      </w:r>
+      <w:r>
+        <w:rPr>
+          <w:rFonts w:ascii="Times New Roman" w:hAnsi="Times New Roman" w:eastAsia="Times New Roman"/>
+          <w:color w:val="000000"/>
+          <w:sz w:val="26"/>
+          <w:szCs w:val="26"/>
+          <w:lang w:eastAsia="vi-VN"/>
+        </w:rPr>
+        <w:t xml:space="preserve"> </w:t>
       </w:r>
       <w:r>
         <w:rPr>
@@ -622,7 +1048,9 @@
           <w:szCs w:val="26"/>
           <w:lang w:eastAsia="vi-VN"/>
         </w:rPr>
-        <w:t xml:space="preserve">representativePos</w:t>
+      </w:r>
+      <w:r>
+        <w:t xml:space="preserve">{partyB.compPhoneNumber}</w:t>
       </w:r>
       <w:r>
         <w:rPr>
@@ -630,627 +1058,6 @@
           <w:b/>
           <w:bCs/>
           <w:color w:val="000000"/>
-          <w:sz w:val="26"/>
-          <w:szCs w:val="26"/>
-          <w:lang w:eastAsia="vi-VN"/>
-        </w:rPr>
-        <w:t xml:space="preserve">}}</w:t>
-      </w:r>
-      <w:r>
-        <w:rPr>
-          <w:rFonts w:ascii="Times New Roman" w:hAnsi="Times New Roman" w:eastAsia="Times New Roman"/>
-          <w:sz w:val="26"/>
-          <w:szCs w:val="26"/>
-          <w:lang w:eastAsia="vi-VN"/>
-        </w:rPr>
-      </w:r>
-      <w:r>
-        <w:rPr>
-          <w:rFonts w:ascii="Times New Roman" w:hAnsi="Times New Roman" w:eastAsia="Times New Roman"/>
-          <w:sz w:val="26"/>
-          <w:szCs w:val="26"/>
-          <w:lang w:eastAsia="vi-VN"/>
-        </w:rPr>
-      </w:r>
-    </w:p>
-    <w:p>
-      <w:pPr>
-        <w:pBdr/>
-        <w:spacing w:after="100" w:afterAutospacing="1" w:before="100" w:beforeAutospacing="1" w:line="240" w:lineRule="auto"/>
-        <w:ind w:left="90"/>
-        <w:jc w:val="both"/>
-        <w:rPr>
-          <w:rFonts w:ascii="Times New Roman" w:hAnsi="Times New Roman" w:eastAsia="Times New Roman"/>
-          <w:sz w:val="26"/>
-          <w:szCs w:val="26"/>
-          <w:lang w:eastAsia="vi-VN"/>
-        </w:rPr>
-      </w:pPr>
-      <w:r>
-        <w:rPr>
-          <w:rFonts w:ascii="Times New Roman" w:hAnsi="Times New Roman" w:eastAsia="Times New Roman"/>
-          <w:color w:val="000000"/>
-          <w:sz w:val="26"/>
-          <w:szCs w:val="26"/>
-          <w:lang w:val="vi-VN" w:eastAsia="vi-VN"/>
-        </w:rPr>
-        <w:t xml:space="preserve">- Địa chỉ</w:t>
-      </w:r>
-      <w:r>
-        <w:rPr>
-          <w:rFonts w:ascii="Times New Roman" w:hAnsi="Times New Roman" w:eastAsia="Times New Roman"/>
-          <w:color w:val="000000"/>
-          <w:sz w:val="26"/>
-          <w:szCs w:val="26"/>
-          <w:lang w:eastAsia="vi-VN"/>
-        </w:rPr>
-        <w:t xml:space="preserve">:</w:t>
-      </w:r>
-      <w:r>
-        <w:rPr>
-          <w:rFonts w:ascii="Times New Roman" w:hAnsi="Times New Roman" w:eastAsia="Times New Roman"/>
-          <w:color w:val="000000"/>
-          <w:sz w:val="26"/>
-          <w:szCs w:val="26"/>
-          <w:lang w:eastAsia="vi-VN"/>
-        </w:rPr>
-        <w:t xml:space="preserve"> </w:t>
-      </w:r>
-      <w:r>
-        <w:rPr>
-          <w:rFonts w:ascii="Times New Roman" w:hAnsi="Times New Roman" w:eastAsia="Times New Roman"/>
-          <w:b/>
-          <w:bCs/>
-          <w:color w:val="000000"/>
-          <w:sz w:val="26"/>
-          <w:szCs w:val="26"/>
-          <w:lang w:eastAsia="vi-VN"/>
-        </w:rPr>
-        <w:t xml:space="preserve">{{</w:t>
-      </w:r>
-      <w:r>
-        <w:rPr>
-          <w:rFonts w:ascii="Times New Roman" w:hAnsi="Times New Roman" w:eastAsia="Times New Roman"/>
-          <w:b/>
-          <w:bCs/>
-          <w:color w:val="000000"/>
-          <w:sz w:val="26"/>
-          <w:szCs w:val="26"/>
-          <w:lang w:eastAsia="vi-VN"/>
-        </w:rPr>
-        <w:t xml:space="preserve">partyA.compAddress</w:t>
-      </w:r>
-      <w:r>
-        <w:rPr>
-          <w:rFonts w:ascii="Times New Roman" w:hAnsi="Times New Roman" w:eastAsia="Times New Roman"/>
-          <w:b/>
-          <w:bCs/>
-          <w:color w:val="000000"/>
-          <w:sz w:val="26"/>
-          <w:szCs w:val="26"/>
-          <w:lang w:eastAsia="vi-VN"/>
-        </w:rPr>
-        <w:t xml:space="preserve">}}</w:t>
-      </w:r>
-      <w:r>
-        <w:rPr>
-          <w:rFonts w:ascii="Times New Roman" w:hAnsi="Times New Roman" w:eastAsia="Times New Roman"/>
-          <w:sz w:val="26"/>
-          <w:szCs w:val="26"/>
-          <w:lang w:eastAsia="vi-VN"/>
-        </w:rPr>
-      </w:r>
-      <w:r>
-        <w:rPr>
-          <w:rFonts w:ascii="Times New Roman" w:hAnsi="Times New Roman" w:eastAsia="Times New Roman"/>
-          <w:sz w:val="26"/>
-          <w:szCs w:val="26"/>
-          <w:lang w:eastAsia="vi-VN"/>
-        </w:rPr>
-      </w:r>
-    </w:p>
-    <w:p>
-      <w:pPr>
-        <w:pBdr/>
-        <w:spacing w:after="100" w:afterAutospacing="1" w:before="100" w:beforeAutospacing="1" w:line="240" w:lineRule="auto"/>
-        <w:ind w:left="90"/>
-        <w:jc w:val="both"/>
-        <w:rPr>
-          <w:rFonts w:ascii="Times New Roman" w:hAnsi="Times New Roman" w:eastAsia="Times New Roman"/>
-          <w:b/>
-          <w:bCs/>
-          <w:sz w:val="26"/>
-          <w:szCs w:val="26"/>
-          <w:lang w:eastAsia="vi-VN"/>
-        </w:rPr>
-      </w:pPr>
-      <w:r>
-        <w:rPr>
-          <w:rFonts w:ascii="Times New Roman" w:hAnsi="Times New Roman" w:eastAsia="Times New Roman"/>
-          <w:color w:val="000000"/>
-          <w:sz w:val="26"/>
-          <w:szCs w:val="26"/>
-          <w:lang w:val="vi-VN" w:eastAsia="vi-VN"/>
-        </w:rPr>
-        <w:t xml:space="preserve">- Điện thoại:</w:t>
-      </w:r>
-      <w:r>
-        <w:rPr>
-          <w:rFonts w:ascii="Times New Roman" w:hAnsi="Times New Roman" w:eastAsia="Times New Roman"/>
-          <w:color w:val="000000"/>
-          <w:sz w:val="26"/>
-          <w:szCs w:val="26"/>
-          <w:lang w:eastAsia="vi-VN"/>
-        </w:rPr>
-        <w:t xml:space="preserve"> </w:t>
-      </w:r>
-      <w:r>
-        <w:rPr>
-          <w:rFonts w:ascii="Times New Roman" w:hAnsi="Times New Roman" w:eastAsia="Times New Roman"/>
-          <w:b/>
-          <w:bCs/>
-          <w:color w:val="000000"/>
-          <w:sz w:val="26"/>
-          <w:szCs w:val="26"/>
-          <w:lang w:eastAsia="vi-VN"/>
-        </w:rPr>
-        <w:t xml:space="preserve">{{</w:t>
-      </w:r>
-      <w:r>
-        <w:rPr>
-          <w:rFonts w:ascii="Times New Roman" w:hAnsi="Times New Roman" w:eastAsia="Times New Roman"/>
-          <w:b/>
-          <w:bCs/>
-          <w:color w:val="000000"/>
-          <w:sz w:val="26"/>
-          <w:szCs w:val="26"/>
-          <w:lang w:eastAsia="vi-VN"/>
-        </w:rPr>
-        <w:t xml:space="preserve">partyA,</w:t>
-      </w:r>
-      <w:r>
-        <w:rPr>
-          <w:rFonts w:ascii="Times New Roman" w:hAnsi="Times New Roman" w:eastAsia="Times New Roman"/>
-          <w:b/>
-          <w:bCs/>
-          <w:color w:val="000000"/>
-          <w:sz w:val="26"/>
-          <w:szCs w:val="26"/>
-          <w:lang w:eastAsia="vi-VN"/>
-        </w:rPr>
-        <w:t xml:space="preserve">comp</w:t>
-      </w:r>
-      <w:r>
-        <w:rPr>
-          <w:rFonts w:ascii="Times New Roman" w:hAnsi="Times New Roman" w:eastAsia="Times New Roman"/>
-          <w:b/>
-          <w:bCs/>
-          <w:color w:val="000000"/>
-          <w:sz w:val="26"/>
-          <w:szCs w:val="26"/>
-          <w:lang w:eastAsia="vi-VN"/>
-        </w:rPr>
-        <w:t xml:space="preserve">PhoneNumber</w:t>
-      </w:r>
-      <w:r>
-        <w:rPr>
-          <w:rFonts w:ascii="Times New Roman" w:hAnsi="Times New Roman" w:eastAsia="Times New Roman"/>
-          <w:b/>
-          <w:bCs/>
-          <w:color w:val="000000"/>
-          <w:sz w:val="26"/>
-          <w:szCs w:val="26"/>
-          <w:lang w:eastAsia="vi-VN"/>
-        </w:rPr>
-        <w:t xml:space="preserve">}}</w:t>
-      </w:r>
-      <w:r>
-        <w:rPr>
-          <w:rFonts w:ascii="Times New Roman" w:hAnsi="Times New Roman" w:eastAsia="Times New Roman"/>
-          <w:b/>
-          <w:bCs/>
-          <w:sz w:val="26"/>
-          <w:szCs w:val="26"/>
-          <w:lang w:eastAsia="vi-VN"/>
-        </w:rPr>
-      </w:r>
-      <w:r>
-        <w:rPr>
-          <w:rFonts w:ascii="Times New Roman" w:hAnsi="Times New Roman" w:eastAsia="Times New Roman"/>
-          <w:b/>
-          <w:bCs/>
-          <w:sz w:val="26"/>
-          <w:szCs w:val="26"/>
-          <w:lang w:eastAsia="vi-VN"/>
-        </w:rPr>
-      </w:r>
-    </w:p>
-    <w:p>
-      <w:pPr>
-        <w:pBdr/>
-        <w:spacing w:after="100" w:afterAutospacing="1" w:before="100" w:beforeAutospacing="1" w:line="240" w:lineRule="auto"/>
-        <w:ind/>
-        <w:jc w:val="both"/>
-        <w:rPr>
-          <w:rFonts w:ascii="Times New Roman" w:hAnsi="Times New Roman" w:eastAsia="Times New Roman"/>
-          <w:sz w:val="26"/>
-          <w:szCs w:val="26"/>
-          <w:lang w:eastAsia="vi-VN"/>
-        </w:rPr>
-      </w:pPr>
-      <w:r>
-        <w:rPr>
-          <w:rFonts w:ascii="Times New Roman" w:hAnsi="Times New Roman" w:eastAsia="Times New Roman"/>
-          <w:color w:val="000000"/>
-          <w:sz w:val="26"/>
-          <w:szCs w:val="26"/>
-          <w:lang w:eastAsia="vi-VN"/>
-        </w:rPr>
-        <w:t xml:space="preserve">Và</w:t>
-      </w:r>
-      <w:r>
-        <w:rPr>
-          <w:rFonts w:ascii="Times New Roman" w:hAnsi="Times New Roman" w:eastAsia="Times New Roman"/>
-          <w:color w:val="000000"/>
-          <w:sz w:val="26"/>
-          <w:szCs w:val="26"/>
-          <w:lang w:val="vi-VN" w:eastAsia="vi-VN"/>
-        </w:rPr>
-        <w:t xml:space="preserve"> một bên là</w:t>
-      </w:r>
-      <w:r>
-        <w:rPr>
-          <w:rFonts w:ascii="Times New Roman" w:hAnsi="Times New Roman" w:eastAsia="Times New Roman"/>
-          <w:color w:val="000000"/>
-          <w:sz w:val="26"/>
-          <w:szCs w:val="26"/>
-          <w:lang w:eastAsia="vi-VN"/>
-        </w:rPr>
-        <w:t xml:space="preserve">: </w:t>
-      </w:r>
-      <w:r>
-        <w:rPr>
-          <w:rFonts w:ascii="Times New Roman" w:hAnsi="Times New Roman" w:eastAsia="Times New Roman"/>
-          <w:b/>
-          <w:bCs/>
-          <w:color w:val="000000"/>
-          <w:sz w:val="26"/>
-          <w:szCs w:val="26"/>
-          <w:lang w:eastAsia="vi-VN"/>
-        </w:rPr>
-        <w:t xml:space="preserve">{{</w:t>
-      </w:r>
-      <w:r>
-        <w:rPr>
-          <w:rFonts w:ascii="Times New Roman" w:hAnsi="Times New Roman" w:eastAsia="Times New Roman"/>
-          <w:b/>
-          <w:bCs/>
-          <w:color w:val="000000"/>
-          <w:sz w:val="26"/>
-          <w:szCs w:val="26"/>
-          <w:lang w:eastAsia="vi-VN"/>
-        </w:rPr>
-        <w:t xml:space="preserve">partyB.compName</w:t>
-      </w:r>
-      <w:r>
-        <w:rPr>
-          <w:rFonts w:ascii="Times New Roman" w:hAnsi="Times New Roman" w:eastAsia="Times New Roman"/>
-          <w:b/>
-          <w:bCs/>
-          <w:color w:val="000000"/>
-          <w:sz w:val="26"/>
-          <w:szCs w:val="26"/>
-          <w:lang w:eastAsia="vi-VN"/>
-        </w:rPr>
-        <w:t xml:space="preserve">}</w:t>
-      </w:r>
-      <w:r>
-        <w:rPr>
-          <w:rFonts w:ascii="Times New Roman" w:hAnsi="Times New Roman" w:eastAsia="Times New Roman"/>
-          <w:color w:val="000000"/>
-          <w:sz w:val="26"/>
-          <w:szCs w:val="26"/>
-          <w:lang w:eastAsia="vi-VN"/>
-        </w:rPr>
-        <w:t xml:space="preserve">} (Bên B)</w:t>
-      </w:r>
-      <w:r>
-        <w:rPr>
-          <w:rFonts w:ascii="Times New Roman" w:hAnsi="Times New Roman" w:eastAsia="Times New Roman"/>
-          <w:color w:val="000000"/>
-          <w:sz w:val="26"/>
-          <w:szCs w:val="26"/>
-          <w:lang w:eastAsia="vi-VN"/>
-        </w:rPr>
-        <w:t xml:space="preserve">:</w:t>
-      </w:r>
-      <w:r>
-        <w:rPr>
-          <w:rFonts w:ascii="Times New Roman" w:hAnsi="Times New Roman" w:eastAsia="Times New Roman"/>
-          <w:sz w:val="26"/>
-          <w:szCs w:val="26"/>
-          <w:lang w:eastAsia="vi-VN"/>
-        </w:rPr>
-      </w:r>
-      <w:r>
-        <w:rPr>
-          <w:rFonts w:ascii="Times New Roman" w:hAnsi="Times New Roman" w:eastAsia="Times New Roman"/>
-          <w:sz w:val="26"/>
-          <w:szCs w:val="26"/>
-          <w:lang w:eastAsia="vi-VN"/>
-        </w:rPr>
-      </w:r>
-    </w:p>
-    <w:p>
-      <w:pPr>
-        <w:pBdr/>
-        <w:spacing w:after="100" w:afterAutospacing="1" w:before="100" w:beforeAutospacing="1" w:line="240" w:lineRule="auto"/>
-        <w:ind/>
-        <w:jc w:val="both"/>
-        <w:rPr>
-          <w:rFonts w:ascii="Times New Roman" w:hAnsi="Times New Roman" w:eastAsia="Times New Roman"/>
-          <w:sz w:val="26"/>
-          <w:szCs w:val="26"/>
-          <w:lang w:eastAsia="vi-VN"/>
-        </w:rPr>
-      </w:pPr>
-      <w:r>
-        <w:rPr>
-          <w:rFonts w:ascii="Times New Roman" w:hAnsi="Times New Roman" w:eastAsia="Times New Roman"/>
-          <w:color w:val="000000"/>
-          <w:sz w:val="26"/>
-          <w:szCs w:val="26"/>
-          <w:lang w:val="vi-VN" w:eastAsia="vi-VN"/>
-        </w:rPr>
-        <w:t xml:space="preserve">- Do ông (bà):</w:t>
-      </w:r>
-      <w:r>
-        <w:rPr>
-          <w:rFonts w:ascii="Times New Roman" w:hAnsi="Times New Roman" w:eastAsia="Times New Roman"/>
-          <w:color w:val="000000"/>
-          <w:sz w:val="26"/>
-          <w:szCs w:val="26"/>
-          <w:lang w:eastAsia="vi-VN"/>
-        </w:rPr>
-        <w:t xml:space="preserve"> </w:t>
-      </w:r>
-      <w:r>
-        <w:rPr>
-          <w:rFonts w:ascii="Times New Roman" w:hAnsi="Times New Roman" w:eastAsia="Times New Roman"/>
-          <w:b/>
-          <w:bCs/>
-          <w:color w:val="000000"/>
-          <w:sz w:val="26"/>
-          <w:szCs w:val="26"/>
-          <w:lang w:eastAsia="vi-VN"/>
-        </w:rPr>
-        <w:t xml:space="preserve">{{partyB.fullName}}</w:t>
-      </w:r>
-      <w:r>
-        <w:rPr>
-          <w:rFonts w:ascii="Times New Roman" w:hAnsi="Times New Roman" w:eastAsia="Times New Roman"/>
-          <w:b/>
-          <w:bCs/>
-          <w:color w:val="000000"/>
-          <w:sz w:val="26"/>
-          <w:szCs w:val="26"/>
-          <w:lang w:eastAsia="vi-VN"/>
-        </w:rPr>
-        <w:tab/>
-      </w:r>
-      <w:r>
-        <w:rPr>
-          <w:rFonts w:ascii="Times New Roman" w:hAnsi="Times New Roman" w:eastAsia="Times New Roman"/>
-          <w:sz w:val="26"/>
-          <w:szCs w:val="26"/>
-          <w:lang w:eastAsia="vi-VN"/>
-        </w:rPr>
-      </w:r>
-      <w:r>
-        <w:rPr>
-          <w:rFonts w:ascii="Times New Roman" w:hAnsi="Times New Roman" w:eastAsia="Times New Roman"/>
-          <w:sz w:val="26"/>
-          <w:szCs w:val="26"/>
-          <w:lang w:eastAsia="vi-VN"/>
-        </w:rPr>
-      </w:r>
-    </w:p>
-    <w:p>
-      <w:pPr>
-        <w:pBdr/>
-        <w:spacing w:after="100" w:afterAutospacing="1" w:before="100" w:beforeAutospacing="1" w:line="240" w:lineRule="auto"/>
-        <w:ind/>
-        <w:jc w:val="both"/>
-        <w:rPr>
-          <w:rFonts w:ascii="Times New Roman" w:hAnsi="Times New Roman" w:eastAsia="Times New Roman"/>
-          <w:sz w:val="26"/>
-          <w:szCs w:val="26"/>
-          <w:lang w:eastAsia="vi-VN"/>
-        </w:rPr>
-      </w:pPr>
-      <w:r>
-        <w:rPr>
-          <w:rFonts w:ascii="Times New Roman" w:hAnsi="Times New Roman" w:eastAsia="Times New Roman"/>
-          <w:color w:val="000000"/>
-          <w:sz w:val="26"/>
-          <w:szCs w:val="26"/>
-          <w:lang w:val="vi-VN" w:eastAsia="vi-VN"/>
-        </w:rPr>
-        <w:t xml:space="preserve">- Chức vụ:</w:t>
-      </w:r>
-      <w:r>
-        <w:rPr>
-          <w:rFonts w:ascii="Times New Roman" w:hAnsi="Times New Roman" w:eastAsia="Times New Roman"/>
-          <w:color w:val="000000"/>
-          <w:sz w:val="26"/>
-          <w:szCs w:val="26"/>
-          <w:lang w:eastAsia="vi-VN"/>
-        </w:rPr>
-        <w:t xml:space="preserve"> </w:t>
-      </w:r>
-      <w:r>
-        <w:rPr>
-          <w:rFonts w:ascii="Times New Roman" w:hAnsi="Times New Roman" w:eastAsia="Times New Roman"/>
-          <w:b/>
-          <w:bCs/>
-          <w:color w:val="000000"/>
-          <w:sz w:val="26"/>
-          <w:szCs w:val="26"/>
-          <w:lang w:eastAsia="vi-VN"/>
-        </w:rPr>
-        <w:t xml:space="preserve">{partyB_</w:t>
-      </w:r>
-      <w:r>
-        <w:rPr>
-          <w:rFonts w:ascii="Times New Roman" w:hAnsi="Times New Roman" w:eastAsia="Times New Roman"/>
-          <w:b/>
-          <w:bCs/>
-          <w:color w:val="000000"/>
-          <w:sz w:val="26"/>
-          <w:szCs w:val="26"/>
-          <w:lang w:eastAsia="vi-VN"/>
-        </w:rPr>
-        <w:t xml:space="preserve">representativePos</w:t>
-      </w:r>
-      <w:r>
-        <w:rPr>
-          <w:rFonts w:ascii="Times New Roman" w:hAnsi="Times New Roman" w:eastAsia="Times New Roman"/>
-          <w:b/>
-          <w:bCs/>
-          <w:color w:val="000000"/>
-          <w:sz w:val="26"/>
-          <w:szCs w:val="26"/>
-          <w:lang w:eastAsia="vi-VN"/>
-        </w:rPr>
-        <w:t xml:space="preserve">}</w:t>
-      </w:r>
-      <w:r>
-        <w:rPr>
-          <w:rFonts w:ascii="Times New Roman" w:hAnsi="Times New Roman" w:eastAsia="Times New Roman"/>
-          <w:sz w:val="26"/>
-          <w:szCs w:val="26"/>
-          <w:lang w:eastAsia="vi-VN"/>
-        </w:rPr>
-      </w:r>
-      <w:r>
-        <w:rPr>
-          <w:rFonts w:ascii="Times New Roman" w:hAnsi="Times New Roman" w:eastAsia="Times New Roman"/>
-          <w:sz w:val="26"/>
-          <w:szCs w:val="26"/>
-          <w:lang w:eastAsia="vi-VN"/>
-        </w:rPr>
-      </w:r>
-    </w:p>
-    <w:p>
-      <w:pPr>
-        <w:pBdr/>
-        <w:spacing w:after="100" w:afterAutospacing="1" w:before="100" w:beforeAutospacing="1" w:line="240" w:lineRule="auto"/>
-        <w:ind/>
-        <w:jc w:val="both"/>
-        <w:rPr>
-          <w:rFonts w:ascii="Times New Roman" w:hAnsi="Times New Roman" w:eastAsia="Times New Roman"/>
-          <w:sz w:val="26"/>
-          <w:szCs w:val="26"/>
-          <w:lang w:eastAsia="vi-VN"/>
-        </w:rPr>
-      </w:pPr>
-      <w:r>
-        <w:rPr>
-          <w:rFonts w:ascii="Times New Roman" w:hAnsi="Times New Roman" w:eastAsia="Times New Roman"/>
-          <w:color w:val="000000"/>
-          <w:sz w:val="26"/>
-          <w:szCs w:val="26"/>
-          <w:lang w:val="vi-VN" w:eastAsia="vi-VN"/>
-        </w:rPr>
-        <w:t xml:space="preserve">- Địa chỉ:</w:t>
-      </w:r>
-      <w:r>
-        <w:rPr>
-          <w:rFonts w:ascii="Times New Roman" w:hAnsi="Times New Roman" w:eastAsia="Times New Roman"/>
-          <w:color w:val="000000"/>
-          <w:sz w:val="26"/>
-          <w:szCs w:val="26"/>
-          <w:lang w:eastAsia="vi-VN"/>
-        </w:rPr>
-        <w:t xml:space="preserve"> </w:t>
-      </w:r>
-      <w:r>
-        <w:rPr>
-          <w:rFonts w:ascii="Times New Roman" w:hAnsi="Times New Roman" w:eastAsia="Times New Roman"/>
-          <w:b/>
-          <w:bCs/>
-          <w:color w:val="000000"/>
-          <w:sz w:val="26"/>
-          <w:szCs w:val="26"/>
-          <w:lang w:eastAsia="vi-VN"/>
-        </w:rPr>
-        <w:t xml:space="preserve">{partyB_compAddress}</w:t>
-      </w:r>
-      <w:r>
-        <w:rPr>
-          <w:rFonts w:ascii="Times New Roman" w:hAnsi="Times New Roman" w:eastAsia="Times New Roman"/>
-          <w:sz w:val="26"/>
-          <w:szCs w:val="26"/>
-          <w:lang w:eastAsia="vi-VN"/>
-        </w:rPr>
-      </w:r>
-      <w:r>
-        <w:rPr>
-          <w:rFonts w:ascii="Times New Roman" w:hAnsi="Times New Roman" w:eastAsia="Times New Roman"/>
-          <w:sz w:val="26"/>
-          <w:szCs w:val="26"/>
-          <w:lang w:eastAsia="vi-VN"/>
-        </w:rPr>
-      </w:r>
-    </w:p>
-    <w:p>
-      <w:pPr>
-        <w:pBdr/>
-        <w:spacing w:after="100" w:afterAutospacing="1" w:before="100" w:beforeAutospacing="1" w:line="240" w:lineRule="auto"/>
-        <w:ind/>
-        <w:jc w:val="both"/>
-        <w:rPr>
-          <w:rFonts w:ascii="Times New Roman" w:hAnsi="Times New Roman" w:eastAsia="Times New Roman"/>
-          <w:sz w:val="26"/>
-          <w:szCs w:val="26"/>
-          <w:lang w:eastAsia="vi-VN"/>
-        </w:rPr>
-      </w:pPr>
-      <w:r>
-        <w:rPr>
-          <w:rFonts w:ascii="Times New Roman" w:hAnsi="Times New Roman" w:eastAsia="Times New Roman"/>
-          <w:color w:val="000000"/>
-          <w:sz w:val="26"/>
-          <w:szCs w:val="26"/>
-          <w:lang w:val="vi-VN" w:eastAsia="vi-VN"/>
-        </w:rPr>
-        <w:t xml:space="preserve">- Điện thoại:</w:t>
-      </w:r>
-      <w:r>
-        <w:rPr>
-          <w:rFonts w:ascii="Times New Roman" w:hAnsi="Times New Roman" w:eastAsia="Times New Roman"/>
-          <w:color w:val="000000"/>
-          <w:sz w:val="26"/>
-          <w:szCs w:val="26"/>
-          <w:lang w:eastAsia="vi-VN"/>
-        </w:rPr>
-        <w:t xml:space="preserve"> </w:t>
-      </w:r>
-      <w:r>
-        <w:rPr>
-          <w:rFonts w:ascii="Times New Roman" w:hAnsi="Times New Roman" w:eastAsia="Times New Roman"/>
-          <w:b/>
-          <w:bCs/>
-          <w:color w:val="000000"/>
-          <w:sz w:val="26"/>
-          <w:szCs w:val="26"/>
-          <w:lang w:eastAsia="vi-VN"/>
-        </w:rPr>
-        <w:t xml:space="preserve">{partyB_phoneNumber}</w:t>
-      </w:r>
-      <w:r>
-        <w:rPr>
-          <w:rFonts w:ascii="Times New Roman" w:hAnsi="Times New Roman" w:eastAsia="Times New Roman"/>
           <w:sz w:val="26"/>
           <w:szCs w:val="26"/>
           <w:lang w:eastAsia="vi-VN"/>
@@ -4038,9 +3845,131 @@
     <w:lsdException w:name="Bibliography" w:uiPriority="37"/>
     <w:lsdException w:name="TOC Heading" w:uiPriority="39" w:qFormat="1"/>
   </w:latentStyles>
-  <w:style w:type="table" w:styleId="666">
+  <w:style w:type="paragraph" w:styleId="189">
+    <w:name w:val="toc 1"/>
+    <w:basedOn w:val="868"/>
+    <w:next w:val="868"/>
+    <w:uiPriority w:val="39"/>
+    <w:unhideWhenUsed/>
+    <w:pPr>
+      <w:pBdr/>
+      <w:spacing w:after="100"/>
+      <w:ind/>
+    </w:pPr>
+  </w:style>
+  <w:style w:type="paragraph" w:styleId="190">
+    <w:name w:val="toc 2"/>
+    <w:basedOn w:val="868"/>
+    <w:next w:val="868"/>
+    <w:uiPriority w:val="39"/>
+    <w:unhideWhenUsed/>
+    <w:pPr>
+      <w:pBdr/>
+      <w:spacing w:after="100"/>
+      <w:ind w:left="220"/>
+    </w:pPr>
+  </w:style>
+  <w:style w:type="paragraph" w:styleId="191">
+    <w:name w:val="toc 3"/>
+    <w:basedOn w:val="868"/>
+    <w:next w:val="868"/>
+    <w:uiPriority w:val="39"/>
+    <w:unhideWhenUsed/>
+    <w:pPr>
+      <w:pBdr/>
+      <w:spacing w:after="100"/>
+      <w:ind w:left="440"/>
+    </w:pPr>
+  </w:style>
+  <w:style w:type="paragraph" w:styleId="192">
+    <w:name w:val="toc 4"/>
+    <w:basedOn w:val="868"/>
+    <w:next w:val="868"/>
+    <w:uiPriority w:val="39"/>
+    <w:unhideWhenUsed/>
+    <w:pPr>
+      <w:pBdr/>
+      <w:spacing w:after="100"/>
+      <w:ind w:left="660"/>
+    </w:pPr>
+  </w:style>
+  <w:style w:type="paragraph" w:styleId="193">
+    <w:name w:val="toc 5"/>
+    <w:basedOn w:val="868"/>
+    <w:next w:val="868"/>
+    <w:uiPriority w:val="39"/>
+    <w:unhideWhenUsed/>
+    <w:pPr>
+      <w:pBdr/>
+      <w:spacing w:after="100"/>
+      <w:ind w:left="880"/>
+    </w:pPr>
+  </w:style>
+  <w:style w:type="paragraph" w:styleId="194">
+    <w:name w:val="toc 6"/>
+    <w:basedOn w:val="868"/>
+    <w:next w:val="868"/>
+    <w:uiPriority w:val="39"/>
+    <w:unhideWhenUsed/>
+    <w:pPr>
+      <w:pBdr/>
+      <w:spacing w:after="100"/>
+      <w:ind w:left="1100"/>
+    </w:pPr>
+  </w:style>
+  <w:style w:type="paragraph" w:styleId="195">
+    <w:name w:val="toc 7"/>
+    <w:basedOn w:val="868"/>
+    <w:next w:val="868"/>
+    <w:uiPriority w:val="39"/>
+    <w:unhideWhenUsed/>
+    <w:pPr>
+      <w:pBdr/>
+      <w:spacing w:after="100"/>
+      <w:ind w:left="1320"/>
+    </w:pPr>
+  </w:style>
+  <w:style w:type="paragraph" w:styleId="196">
+    <w:name w:val="toc 8"/>
+    <w:basedOn w:val="868"/>
+    <w:next w:val="868"/>
+    <w:uiPriority w:val="39"/>
+    <w:unhideWhenUsed/>
+    <w:pPr>
+      <w:pBdr/>
+      <w:spacing w:after="100"/>
+      <w:ind w:left="1540"/>
+    </w:pPr>
+  </w:style>
+  <w:style w:type="paragraph" w:styleId="197">
+    <w:name w:val="toc 9"/>
+    <w:basedOn w:val="868"/>
+    <w:next w:val="868"/>
+    <w:uiPriority w:val="39"/>
+    <w:unhideWhenUsed/>
+    <w:pPr>
+      <w:pBdr/>
+      <w:spacing w:after="100"/>
+      <w:ind w:left="1760"/>
+    </w:pPr>
+  </w:style>
+  <w:style w:type="character" w:styleId="198">
+    <w:name w:val="Placeholder Text"/>
+    <w:basedOn w:val="870"/>
+    <w:uiPriority w:val="99"/>
+    <w:semiHidden/>
+    <w:pPr>
+      <w:pBdr/>
+      <w:spacing/>
+      <w:ind/>
+    </w:pPr>
+    <w:rPr>
+      <w:color w:val="666666"/>
+    </w:rPr>
+  </w:style>
+  <w:style w:type="table" w:styleId="701">
     <w:name w:val="Table Grid Light"/>
-    <w:basedOn w:val="836"/>
+    <w:basedOn w:val="871"/>
     <w:uiPriority w:val="59"/>
     <w:pPr>
       <w:pBdr/>
@@ -4049,6 +3978,12 @@
     </w:pPr>
     <w:tblPr>
       <w:tblInd w:w="0" w:type="dxa"/>
+      <w:tblCellMar>
+        <w:left w:w="108" w:type="dxa"/>
+        <w:top w:w="0" w:type="dxa"/>
+        <w:right w:w="108" w:type="dxa"/>
+        <w:bottom w:w="0" w:type="dxa"/>
+      </w:tblCellMar>
       <w:tblBorders>
         <w:top w:val="single" w:color="000000" w:themeColor="text1" w:themeTint="50" w:sz="4" w:space="0"/>
         <w:left w:val="single" w:color="000000" w:themeColor="text1" w:themeTint="50" w:sz="4" w:space="0"/>
@@ -4057,12 +3992,6 @@
         <w:insideH w:val="single" w:color="000000" w:themeColor="text1" w:themeTint="50" w:sz="4" w:space="0"/>
         <w:insideV w:val="single" w:color="000000" w:themeColor="text1" w:themeTint="50" w:sz="4" w:space="0"/>
       </w:tblBorders>
-      <w:tblCellMar>
-        <w:left w:w="108" w:type="dxa"/>
-        <w:top w:w="0" w:type="dxa"/>
-        <w:right w:w="108" w:type="dxa"/>
-        <w:bottom w:w="0" w:type="dxa"/>
-      </w:tblCellMar>
     </w:tblPr>
     <w:tcPr>
       <w:tcBorders/>
@@ -4237,9 +4166,9 @@
       </w:tcPr>
     </w:tblStylePr>
   </w:style>
-  <w:style w:type="table" w:styleId="667">
+  <w:style w:type="table" w:styleId="702">
     <w:name w:val="Plain Table 1"/>
-    <w:basedOn w:val="836"/>
+    <w:basedOn w:val="871"/>
     <w:uiPriority w:val="59"/>
     <w:pPr>
       <w:pBdr/>
@@ -4248,6 +4177,12 @@
     </w:pPr>
     <w:tblPr>
       <w:tblInd w:w="0" w:type="dxa"/>
+      <w:tblCellMar>
+        <w:left w:w="108" w:type="dxa"/>
+        <w:top w:w="0" w:type="dxa"/>
+        <w:right w:w="108" w:type="dxa"/>
+        <w:bottom w:w="0" w:type="dxa"/>
+      </w:tblCellMar>
       <w:tblBorders>
         <w:top w:val="single" w:color="000000" w:themeColor="text1" w:themeTint="50" w:sz="4" w:space="0"/>
         <w:left w:val="single" w:color="000000" w:themeColor="text1" w:themeTint="50" w:sz="4" w:space="0"/>
@@ -4256,12 +4191,6 @@
         <w:insideH w:val="single" w:color="000000" w:themeColor="text1" w:themeTint="50" w:sz="4" w:space="0"/>
         <w:insideV w:val="single" w:color="000000" w:themeColor="text1" w:themeTint="50" w:sz="4" w:space="0"/>
       </w:tblBorders>
-      <w:tblCellMar>
-        <w:left w:w="108" w:type="dxa"/>
-        <w:top w:w="0" w:type="dxa"/>
-        <w:right w:w="108" w:type="dxa"/>
-        <w:bottom w:w="0" w:type="dxa"/>
-      </w:tblCellMar>
     </w:tblPr>
     <w:tcPr>
       <w:tcBorders/>
@@ -4462,9 +4391,9 @@
       </w:tcPr>
     </w:tblStylePr>
   </w:style>
-  <w:style w:type="table" w:styleId="668">
+  <w:style w:type="table" w:styleId="703">
     <w:name w:val="Plain Table 2"/>
-    <w:basedOn w:val="836"/>
+    <w:basedOn w:val="871"/>
     <w:uiPriority w:val="59"/>
     <w:pPr>
       <w:pBdr/>
@@ -4473,18 +4402,18 @@
     </w:pPr>
     <w:tblPr>
       <w:tblInd w:w="0" w:type="dxa"/>
+      <w:tblCellMar>
+        <w:left w:w="108" w:type="dxa"/>
+        <w:top w:w="0" w:type="dxa"/>
+        <w:right w:w="108" w:type="dxa"/>
+        <w:bottom w:w="0" w:type="dxa"/>
+      </w:tblCellMar>
       <w:tblBorders>
         <w:top w:val="single" w:color="000000" w:themeColor="text1" w:sz="4" w:space="0"/>
         <w:left w:val="none" w:color="000000" w:themeColor="text1" w:sz="4" w:space="0"/>
         <w:bottom w:val="single" w:color="000000" w:themeColor="text1" w:sz="4" w:space="0"/>
         <w:right w:val="none" w:color="000000" w:themeColor="text1" w:sz="4" w:space="0"/>
       </w:tblBorders>
-      <w:tblCellMar>
-        <w:left w:w="108" w:type="dxa"/>
-        <w:top w:w="0" w:type="dxa"/>
-        <w:right w:w="108" w:type="dxa"/>
-        <w:bottom w:w="0" w:type="dxa"/>
-      </w:tblCellMar>
     </w:tblPr>
     <w:tcPr>
       <w:tcBorders/>
@@ -4695,9 +4624,9 @@
       </w:tcPr>
     </w:tblStylePr>
   </w:style>
-  <w:style w:type="table" w:styleId="669">
+  <w:style w:type="table" w:styleId="704">
     <w:name w:val="Plain Table 3"/>
-    <w:basedOn w:val="836"/>
+    <w:basedOn w:val="871"/>
     <w:uiPriority w:val="99"/>
     <w:pPr>
       <w:pBdr/>
@@ -4925,9 +4854,9 @@
       </w:tcPr>
     </w:tblStylePr>
   </w:style>
-  <w:style w:type="table" w:styleId="670">
+  <w:style w:type="table" w:styleId="705">
     <w:name w:val="Plain Table 4"/>
-    <w:basedOn w:val="836"/>
+    <w:basedOn w:val="871"/>
     <w:uiPriority w:val="99"/>
     <w:pPr>
       <w:pBdr/>
@@ -5141,9 +5070,9 @@
       </w:tcPr>
     </w:tblStylePr>
   </w:style>
-  <w:style w:type="table" w:styleId="671">
+  <w:style w:type="table" w:styleId="706">
     <w:name w:val="Plain Table 5"/>
-    <w:basedOn w:val="836"/>
+    <w:basedOn w:val="871"/>
     <w:uiPriority w:val="99"/>
     <w:pPr>
       <w:pBdr/>
@@ -5374,9 +5303,9 @@
       </w:tcPr>
     </w:tblStylePr>
   </w:style>
-  <w:style w:type="table" w:styleId="672">
+  <w:style w:type="table" w:styleId="707">
     <w:name w:val="Grid Table 1 Light"/>
-    <w:basedOn w:val="836"/>
+    <w:basedOn w:val="871"/>
     <w:uiPriority w:val="99"/>
     <w:pPr>
       <w:pBdr/>
@@ -5597,9 +5526,9 @@
       </w:tcPr>
     </w:tblStylePr>
   </w:style>
-  <w:style w:type="table" w:styleId="673">
+  <w:style w:type="table" w:styleId="708">
     <w:name w:val="Grid Table 1 Light - Accent 1"/>
-    <w:basedOn w:val="836"/>
+    <w:basedOn w:val="871"/>
     <w:uiPriority w:val="99"/>
     <w:pPr>
       <w:pBdr/>
@@ -5820,9 +5749,9 @@
       </w:tcPr>
     </w:tblStylePr>
   </w:style>
-  <w:style w:type="table" w:styleId="674">
+  <w:style w:type="table" w:styleId="709">
     <w:name w:val="Grid Table 1 Light - Accent 2"/>
-    <w:basedOn w:val="836"/>
+    <w:basedOn w:val="871"/>
     <w:uiPriority w:val="99"/>
     <w:pPr>
       <w:pBdr/>
@@ -6043,9 +5972,9 @@
       </w:tcPr>
     </w:tblStylePr>
   </w:style>
-  <w:style w:type="table" w:styleId="675">
+  <w:style w:type="table" w:styleId="710">
     <w:name w:val="Grid Table 1 Light - Accent 3"/>
-    <w:basedOn w:val="836"/>
+    <w:basedOn w:val="871"/>
     <w:uiPriority w:val="99"/>
     <w:pPr>
       <w:pBdr/>
@@ -6266,9 +6195,9 @@
       </w:tcPr>
     </w:tblStylePr>
   </w:style>
-  <w:style w:type="table" w:styleId="676">
+  <w:style w:type="table" w:styleId="711">
     <w:name w:val="Grid Table 1 Light - Accent 4"/>
-    <w:basedOn w:val="836"/>
+    <w:basedOn w:val="871"/>
     <w:uiPriority w:val="99"/>
     <w:pPr>
       <w:pBdr/>
@@ -6489,9 +6418,9 @@
       </w:tcPr>
     </w:tblStylePr>
   </w:style>
-  <w:style w:type="table" w:styleId="677">
+  <w:style w:type="table" w:styleId="712">
     <w:name w:val="Grid Table 1 Light - Accent 5"/>
-    <w:basedOn w:val="836"/>
+    <w:basedOn w:val="871"/>
     <w:uiPriority w:val="99"/>
     <w:pPr>
       <w:pBdr/>
@@ -6712,9 +6641,9 @@
       </w:tcPr>
     </w:tblStylePr>
   </w:style>
-  <w:style w:type="table" w:styleId="678">
+  <w:style w:type="table" w:styleId="713">
     <w:name w:val="Grid Table 1 Light - Accent 6"/>
-    <w:basedOn w:val="836"/>
+    <w:basedOn w:val="871"/>
     <w:uiPriority w:val="99"/>
     <w:pPr>
       <w:pBdr/>
@@ -6935,9 +6864,9 @@
       </w:tcPr>
     </w:tblStylePr>
   </w:style>
-  <w:style w:type="table" w:styleId="679">
+  <w:style w:type="table" w:styleId="714">
     <w:name w:val="Grid Table 2"/>
-    <w:basedOn w:val="836"/>
+    <w:basedOn w:val="871"/>
     <w:uiPriority w:val="99"/>
     <w:pPr>
       <w:pBdr/>
@@ -7167,9 +7096,9 @@
       </w:tcPr>
     </w:tblStylePr>
   </w:style>
-  <w:style w:type="table" w:styleId="680">
+  <w:style w:type="table" w:styleId="715">
     <w:name w:val="Grid Table 2 - Accent 1"/>
-    <w:basedOn w:val="836"/>
+    <w:basedOn w:val="871"/>
     <w:uiPriority w:val="99"/>
     <w:pPr>
       <w:pBdr/>
@@ -7399,9 +7328,9 @@
       </w:tcPr>
     </w:tblStylePr>
   </w:style>
-  <w:style w:type="table" w:styleId="681">
+  <w:style w:type="table" w:styleId="716">
     <w:name w:val="Grid Table 2 - Accent 2"/>
-    <w:basedOn w:val="836"/>
+    <w:basedOn w:val="871"/>
     <w:uiPriority w:val="99"/>
     <w:pPr>
       <w:pBdr/>
@@ -7631,9 +7560,9 @@
       </w:tcPr>
     </w:tblStylePr>
   </w:style>
-  <w:style w:type="table" w:styleId="682">
+  <w:style w:type="table" w:styleId="717">
     <w:name w:val="Grid Table 2 - Accent 3"/>
-    <w:basedOn w:val="836"/>
+    <w:basedOn w:val="871"/>
     <w:uiPriority w:val="99"/>
     <w:pPr>
       <w:pBdr/>
@@ -7863,9 +7792,9 @@
       </w:tcPr>
     </w:tblStylePr>
   </w:style>
-  <w:style w:type="table" w:styleId="683">
+  <w:style w:type="table" w:styleId="718">
     <w:name w:val="Grid Table 2 - Accent 4"/>
-    <w:basedOn w:val="836"/>
+    <w:basedOn w:val="871"/>
     <w:uiPriority w:val="99"/>
     <w:pPr>
       <w:pBdr/>
@@ -8095,9 +8024,9 @@
       </w:tcPr>
     </w:tblStylePr>
   </w:style>
-  <w:style w:type="table" w:styleId="684">
+  <w:style w:type="table" w:styleId="719">
     <w:name w:val="Grid Table 2 - Accent 5"/>
-    <w:basedOn w:val="836"/>
+    <w:basedOn w:val="871"/>
     <w:uiPriority w:val="99"/>
     <w:pPr>
       <w:pBdr/>
@@ -8327,9 +8256,9 @@
       </w:tcPr>
     </w:tblStylePr>
   </w:style>
-  <w:style w:type="table" w:styleId="685">
+  <w:style w:type="table" w:styleId="720">
     <w:name w:val="Grid Table 2 - Accent 6"/>
-    <w:basedOn w:val="836"/>
+    <w:basedOn w:val="871"/>
     <w:uiPriority w:val="99"/>
     <w:pPr>
       <w:pBdr/>
@@ -8559,9 +8488,9 @@
       </w:tcPr>
     </w:tblStylePr>
   </w:style>
-  <w:style w:type="table" w:styleId="686">
+  <w:style w:type="table" w:styleId="721">
     <w:name w:val="Grid Table 3"/>
-    <w:basedOn w:val="836"/>
+    <w:basedOn w:val="871"/>
     <w:uiPriority w:val="99"/>
     <w:pPr>
       <w:pBdr/>
@@ -8804,9 +8733,9 @@
       </w:tcPr>
     </w:tblStylePr>
   </w:style>
-  <w:style w:type="table" w:styleId="687">
+  <w:style w:type="table" w:styleId="722">
     <w:name w:val="Grid Table 3 - Accent 1"/>
-    <w:basedOn w:val="836"/>
+    <w:basedOn w:val="871"/>
     <w:uiPriority w:val="99"/>
     <w:pPr>
       <w:pBdr/>
@@ -9049,9 +8978,9 @@
       </w:tcPr>
     </w:tblStylePr>
   </w:style>
-  <w:style w:type="table" w:styleId="688">
+  <w:style w:type="table" w:styleId="723">
     <w:name w:val="Grid Table 3 - Accent 2"/>
-    <w:basedOn w:val="836"/>
+    <w:basedOn w:val="871"/>
     <w:uiPriority w:val="99"/>
     <w:pPr>
       <w:pBdr/>
@@ -9294,9 +9223,9 @@
       </w:tcPr>
     </w:tblStylePr>
   </w:style>
-  <w:style w:type="table" w:styleId="689">
+  <w:style w:type="table" w:styleId="724">
     <w:name w:val="Grid Table 3 - Accent 3"/>
-    <w:basedOn w:val="836"/>
+    <w:basedOn w:val="871"/>
     <w:uiPriority w:val="99"/>
     <w:pPr>
       <w:pBdr/>
@@ -9539,9 +9468,9 @@
       </w:tcPr>
     </w:tblStylePr>
   </w:style>
-  <w:style w:type="table" w:styleId="690">
+  <w:style w:type="table" w:styleId="725">
     <w:name w:val="Grid Table 3 - Accent 4"/>
-    <w:basedOn w:val="836"/>
+    <w:basedOn w:val="871"/>
     <w:uiPriority w:val="99"/>
     <w:pPr>
       <w:pBdr/>
@@ -9784,9 +9713,9 @@
       </w:tcPr>
     </w:tblStylePr>
   </w:style>
-  <w:style w:type="table" w:styleId="691">
+  <w:style w:type="table" w:styleId="726">
     <w:name w:val="Grid Table 3 - Accent 5"/>
-    <w:basedOn w:val="836"/>
+    <w:basedOn w:val="871"/>
     <w:uiPriority w:val="99"/>
     <w:pPr>
       <w:pBdr/>
@@ -10029,9 +9958,9 @@
       </w:tcPr>
     </w:tblStylePr>
   </w:style>
-  <w:style w:type="table" w:styleId="692">
+  <w:style w:type="table" w:styleId="727">
     <w:name w:val="Grid Table 3 - Accent 6"/>
-    <w:basedOn w:val="836"/>
+    <w:basedOn w:val="871"/>
     <w:uiPriority w:val="99"/>
     <w:pPr>
       <w:pBdr/>
@@ -10274,9 +10203,9 @@
       </w:tcPr>
     </w:tblStylePr>
   </w:style>
-  <w:style w:type="table" w:styleId="693">
+  <w:style w:type="table" w:styleId="728">
     <w:name w:val="Grid Table 4"/>
-    <w:basedOn w:val="836"/>
+    <w:basedOn w:val="871"/>
     <w:uiPriority w:val="59"/>
     <w:pPr>
       <w:pBdr/>
@@ -10507,9 +10436,9 @@
       </w:tcPr>
     </w:tblStylePr>
   </w:style>
-  <w:style w:type="table" w:styleId="694">
+  <w:style w:type="table" w:styleId="729">
     <w:name w:val="Grid Table 4 - Accent 1"/>
-    <w:basedOn w:val="836"/>
+    <w:basedOn w:val="871"/>
     <w:uiPriority w:val="59"/>
     <w:pPr>
       <w:pBdr/>
@@ -10740,9 +10669,9 @@
       </w:tcPr>
     </w:tblStylePr>
   </w:style>
-  <w:style w:type="table" w:styleId="695">
+  <w:style w:type="table" w:styleId="730">
     <w:name w:val="Grid Table 4 - Accent 2"/>
-    <w:basedOn w:val="836"/>
+    <w:basedOn w:val="871"/>
     <w:uiPriority w:val="59"/>
     <w:pPr>
       <w:pBdr/>
@@ -10973,9 +10902,9 @@
       </w:tcPr>
     </w:tblStylePr>
   </w:style>
-  <w:style w:type="table" w:styleId="696">
+  <w:style w:type="table" w:styleId="731">
     <w:name w:val="Grid Table 4 - Accent 3"/>
-    <w:basedOn w:val="836"/>
+    <w:basedOn w:val="871"/>
     <w:uiPriority w:val="59"/>
     <w:pPr>
       <w:pBdr/>
@@ -11206,9 +11135,9 @@
       </w:tcPr>
     </w:tblStylePr>
   </w:style>
-  <w:style w:type="table" w:styleId="697">
+  <w:style w:type="table" w:styleId="732">
     <w:name w:val="Grid Table 4 - Accent 4"/>
-    <w:basedOn w:val="836"/>
+    <w:basedOn w:val="871"/>
     <w:uiPriority w:val="59"/>
     <w:pPr>
       <w:pBdr/>
@@ -11439,9 +11368,9 @@
       </w:tcPr>
     </w:tblStylePr>
   </w:style>
-  <w:style w:type="table" w:styleId="698">
+  <w:style w:type="table" w:styleId="733">
     <w:name w:val="Grid Table 4 - Accent 5"/>
-    <w:basedOn w:val="836"/>
+    <w:basedOn w:val="871"/>
     <w:uiPriority w:val="59"/>
     <w:pPr>
       <w:pBdr/>
@@ -11672,9 +11601,9 @@
       </w:tcPr>
     </w:tblStylePr>
   </w:style>
-  <w:style w:type="table" w:styleId="699">
+  <w:style w:type="table" w:styleId="734">
     <w:name w:val="Grid Table 4 - Accent 6"/>
-    <w:basedOn w:val="836"/>
+    <w:basedOn w:val="871"/>
     <w:uiPriority w:val="59"/>
     <w:pPr>
       <w:pBdr/>
@@ -11905,9 +11834,9 @@
       </w:tcPr>
     </w:tblStylePr>
   </w:style>
-  <w:style w:type="table" w:styleId="700">
+  <w:style w:type="table" w:styleId="735">
     <w:name w:val="Grid Table 5 Dark"/>
-    <w:basedOn w:val="836"/>
+    <w:basedOn w:val="871"/>
     <w:uiPriority w:val="99"/>
     <w:pPr>
       <w:pBdr/>
@@ -12133,9 +12062,9 @@
       </w:tcPr>
     </w:tblStylePr>
   </w:style>
-  <w:style w:type="table" w:styleId="701">
+  <w:style w:type="table" w:styleId="736">
     <w:name w:val="Grid Table 5 Dark- Accent 1"/>
-    <w:basedOn w:val="836"/>
+    <w:basedOn w:val="871"/>
     <w:uiPriority w:val="99"/>
     <w:pPr>
       <w:pBdr/>
@@ -12361,9 +12290,9 @@
       </w:tcPr>
     </w:tblStylePr>
   </w:style>
-  <w:style w:type="table" w:styleId="702">
+  <w:style w:type="table" w:styleId="737">
     <w:name w:val="Grid Table 5 Dark - Accent 2"/>
-    <w:basedOn w:val="836"/>
+    <w:basedOn w:val="871"/>
     <w:uiPriority w:val="99"/>
     <w:pPr>
       <w:pBdr/>
@@ -12589,9 +12518,9 @@
       </w:tcPr>
     </w:tblStylePr>
   </w:style>
-  <w:style w:type="table" w:styleId="703">
+  <w:style w:type="table" w:styleId="738">
     <w:name w:val="Grid Table 5 Dark - Accent 3"/>
-    <w:basedOn w:val="836"/>
+    <w:basedOn w:val="871"/>
     <w:uiPriority w:val="99"/>
     <w:pPr>
       <w:pBdr/>
@@ -12817,9 +12746,9 @@
       </w:tcPr>
     </w:tblStylePr>
   </w:style>
-  <w:style w:type="table" w:styleId="704">
+  <w:style w:type="table" w:styleId="739">
     <w:name w:val="Grid Table 5 Dark- Accent 4"/>
-    <w:basedOn w:val="836"/>
+    <w:basedOn w:val="871"/>
     <w:uiPriority w:val="99"/>
     <w:pPr>
       <w:pBdr/>
@@ -13045,9 +12974,9 @@
       </w:tcPr>
     </w:tblStylePr>
   </w:style>
-  <w:style w:type="table" w:styleId="705">
+  <w:style w:type="table" w:styleId="740">
     <w:name w:val="Grid Table 5 Dark - Accent 5"/>
-    <w:basedOn w:val="836"/>
+    <w:basedOn w:val="871"/>
     <w:uiPriority w:val="99"/>
     <w:pPr>
       <w:pBdr/>
@@ -13273,9 +13202,9 @@
       </w:tcPr>
     </w:tblStylePr>
   </w:style>
-  <w:style w:type="table" w:styleId="706">
+  <w:style w:type="table" w:styleId="741">
     <w:name w:val="Grid Table 5 Dark - Accent 6"/>
-    <w:basedOn w:val="836"/>
+    <w:basedOn w:val="871"/>
     <w:uiPriority w:val="99"/>
     <w:pPr>
       <w:pBdr/>
@@ -13501,9 +13430,9 @@
       </w:tcPr>
     </w:tblStylePr>
   </w:style>
-  <w:style w:type="table" w:styleId="707">
+  <w:style w:type="table" w:styleId="742">
     <w:name w:val="Grid Table 6 Colorful"/>
-    <w:basedOn w:val="836"/>
+    <w:basedOn w:val="871"/>
     <w:uiPriority w:val="99"/>
     <w:pPr>
       <w:pBdr/>
@@ -13731,9 +13660,9 @@
       </w:tcPr>
     </w:tblStylePr>
   </w:style>
-  <w:style w:type="table" w:styleId="708">
+  <w:style w:type="table" w:styleId="743">
     <w:name w:val="Grid Table 6 Colorful - Accent 1"/>
-    <w:basedOn w:val="836"/>
+    <w:basedOn w:val="871"/>
     <w:uiPriority w:val="99"/>
     <w:pPr>
       <w:pBdr/>
@@ -13961,9 +13890,9 @@
       </w:tcPr>
     </w:tblStylePr>
   </w:style>
-  <w:style w:type="table" w:styleId="709">
+  <w:style w:type="table" w:styleId="744">
     <w:name w:val="Grid Table 6 Colorful - Accent 2"/>
-    <w:basedOn w:val="836"/>
+    <w:basedOn w:val="871"/>
     <w:uiPriority w:val="99"/>
     <w:pPr>
       <w:pBdr/>
@@ -14191,9 +14120,9 @@
       </w:tcPr>
     </w:tblStylePr>
   </w:style>
-  <w:style w:type="table" w:styleId="710">
+  <w:style w:type="table" w:styleId="745">
     <w:name w:val="Grid Table 6 Colorful - Accent 3"/>
-    <w:basedOn w:val="836"/>
+    <w:basedOn w:val="871"/>
     <w:uiPriority w:val="99"/>
     <w:pPr>
       <w:pBdr/>
@@ -14421,9 +14350,9 @@
       </w:tcPr>
     </w:tblStylePr>
   </w:style>
-  <w:style w:type="table" w:styleId="711">
+  <w:style w:type="table" w:styleId="746">
     <w:name w:val="Grid Table 6 Colorful - Accent 4"/>
-    <w:basedOn w:val="836"/>
+    <w:basedOn w:val="871"/>
     <w:uiPriority w:val="99"/>
     <w:pPr>
       <w:pBdr/>
@@ -14651,9 +14580,9 @@
       </w:tcPr>
     </w:tblStylePr>
   </w:style>
-  <w:style w:type="table" w:styleId="712">
+  <w:style w:type="table" w:styleId="747">
     <w:name w:val="Grid Table 6 Colorful - Accent 5"/>
-    <w:basedOn w:val="836"/>
+    <w:basedOn w:val="871"/>
     <w:uiPriority w:val="99"/>
     <w:pPr>
       <w:pBdr/>
@@ -14881,9 +14810,9 @@
       </w:tcPr>
     </w:tblStylePr>
   </w:style>
-  <w:style w:type="table" w:styleId="713">
+  <w:style w:type="table" w:styleId="748">
     <w:name w:val="Grid Table 6 Colorful - Accent 6"/>
-    <w:basedOn w:val="836"/>
+    <w:basedOn w:val="871"/>
     <w:uiPriority w:val="99"/>
     <w:pPr>
       <w:pBdr/>
@@ -15111,9 +15040,9 @@
       </w:tcPr>
     </w:tblStylePr>
   </w:style>
-  <w:style w:type="table" w:styleId="714">
+  <w:style w:type="table" w:styleId="749">
     <w:name w:val="Grid Table 7 Colorful"/>
-    <w:basedOn w:val="836"/>
+    <w:basedOn w:val="871"/>
     <w:uiPriority w:val="99"/>
     <w:pPr>
       <w:pBdr/>
@@ -15365,9 +15294,9 @@
       </w:tcPr>
     </w:tblStylePr>
   </w:style>
-  <w:style w:type="table" w:styleId="715">
+  <w:style w:type="table" w:styleId="750">
     <w:name w:val="Grid Table 7 Colorful - Accent 1"/>
-    <w:basedOn w:val="836"/>
+    <w:basedOn w:val="871"/>
     <w:uiPriority w:val="99"/>
     <w:pPr>
       <w:pBdr/>
@@ -15619,9 +15548,9 @@
       </w:tcPr>
     </w:tblStylePr>
   </w:style>
-  <w:style w:type="table" w:styleId="716">
+  <w:style w:type="table" w:styleId="751">
     <w:name w:val="Grid Table 7 Colorful - Accent 2"/>
-    <w:basedOn w:val="836"/>
+    <w:basedOn w:val="871"/>
     <w:uiPriority w:val="99"/>
     <w:pPr>
       <w:pBdr/>
@@ -15873,9 +15802,9 @@
       </w:tcPr>
     </w:tblStylePr>
   </w:style>
-  <w:style w:type="table" w:styleId="717">
+  <w:style w:type="table" w:styleId="752">
     <w:name w:val="Grid Table 7 Colorful - Accent 3"/>
-    <w:basedOn w:val="836"/>
+    <w:basedOn w:val="871"/>
     <w:uiPriority w:val="99"/>
     <w:pPr>
       <w:pBdr/>
@@ -16127,9 +16056,9 @@
       </w:tcPr>
     </w:tblStylePr>
   </w:style>
-  <w:style w:type="table" w:styleId="718">
+  <w:style w:type="table" w:styleId="753">
     <w:name w:val="Grid Table 7 Colorful - Accent 4"/>
-    <w:basedOn w:val="836"/>
+    <w:basedOn w:val="871"/>
     <w:uiPriority w:val="99"/>
     <w:pPr>
       <w:pBdr/>
@@ -16381,9 +16310,9 @@
       </w:tcPr>
     </w:tblStylePr>
   </w:style>
-  <w:style w:type="table" w:styleId="719">
+  <w:style w:type="table" w:styleId="754">
     <w:name w:val="Grid Table 7 Colorful - Accent 5"/>
-    <w:basedOn w:val="836"/>
+    <w:basedOn w:val="871"/>
     <w:uiPriority w:val="99"/>
     <w:pPr>
       <w:pBdr/>
@@ -16635,9 +16564,9 @@
       </w:tcPr>
     </w:tblStylePr>
   </w:style>
-  <w:style w:type="table" w:styleId="720">
+  <w:style w:type="table" w:styleId="755">
     <w:name w:val="Grid Table 7 Colorful - Accent 6"/>
-    <w:basedOn w:val="836"/>
+    <w:basedOn w:val="871"/>
     <w:uiPriority w:val="99"/>
     <w:pPr>
       <w:pBdr/>
@@ -16889,9 +16818,9 @@
       </w:tcPr>
     </w:tblStylePr>
   </w:style>
-  <w:style w:type="table" w:styleId="721">
+  <w:style w:type="table" w:styleId="756">
     <w:name w:val="List Table 1 Light"/>
-    <w:basedOn w:val="836"/>
+    <w:basedOn w:val="871"/>
     <w:uiPriority w:val="99"/>
     <w:pPr>
       <w:pBdr/>
@@ -17105,9 +17034,9 @@
       </w:tcPr>
     </w:tblStylePr>
   </w:style>
-  <w:style w:type="table" w:styleId="722">
+  <w:style w:type="table" w:styleId="757">
     <w:name w:val="List Table 1 Light - Accent 1"/>
-    <w:basedOn w:val="836"/>
+    <w:basedOn w:val="871"/>
     <w:uiPriority w:val="99"/>
     <w:pPr>
       <w:pBdr/>
@@ -17321,9 +17250,9 @@
       </w:tcPr>
     </w:tblStylePr>
   </w:style>
-  <w:style w:type="table" w:styleId="723">
+  <w:style w:type="table" w:styleId="758">
     <w:name w:val="List Table 1 Light - Accent 2"/>
-    <w:basedOn w:val="836"/>
+    <w:basedOn w:val="871"/>
     <w:uiPriority w:val="99"/>
     <w:pPr>
       <w:pBdr/>
@@ -17537,9 +17466,9 @@
       </w:tcPr>
     </w:tblStylePr>
   </w:style>
-  <w:style w:type="table" w:styleId="724">
+  <w:style w:type="table" w:styleId="759">
     <w:name w:val="List Table 1 Light - Accent 3"/>
-    <w:basedOn w:val="836"/>
+    <w:basedOn w:val="871"/>
     <w:uiPriority w:val="99"/>
     <w:pPr>
       <w:pBdr/>
@@ -17753,9 +17682,9 @@
       </w:tcPr>
     </w:tblStylePr>
   </w:style>
-  <w:style w:type="table" w:styleId="725">
+  <w:style w:type="table" w:styleId="760">
     <w:name w:val="List Table 1 Light - Accent 4"/>
-    <w:basedOn w:val="836"/>
+    <w:basedOn w:val="871"/>
     <w:uiPriority w:val="99"/>
     <w:pPr>
       <w:pBdr/>
@@ -17969,9 +17898,9 @@
       </w:tcPr>
     </w:tblStylePr>
   </w:style>
-  <w:style w:type="table" w:styleId="726">
+  <w:style w:type="table" w:styleId="761">
     <w:name w:val="List Table 1 Light - Accent 5"/>
-    <w:basedOn w:val="836"/>
+    <w:basedOn w:val="871"/>
     <w:uiPriority w:val="99"/>
     <w:pPr>
       <w:pBdr/>
@@ -18185,9 +18114,9 @@
       </w:tcPr>
     </w:tblStylePr>
   </w:style>
-  <w:style w:type="table" w:styleId="727">
+  <w:style w:type="table" w:styleId="762">
     <w:name w:val="List Table 1 Light - Accent 6"/>
-    <w:basedOn w:val="836"/>
+    <w:basedOn w:val="871"/>
     <w:uiPriority w:val="99"/>
     <w:pPr>
       <w:pBdr/>
@@ -18401,9 +18330,9 @@
       </w:tcPr>
     </w:tblStylePr>
   </w:style>
-  <w:style w:type="table" w:styleId="728">
+  <w:style w:type="table" w:styleId="763">
     <w:name w:val="List Table 2"/>
-    <w:basedOn w:val="836"/>
+    <w:basedOn w:val="871"/>
     <w:uiPriority w:val="99"/>
     <w:pPr>
       <w:pBdr/>
@@ -18639,9 +18568,9 @@
       </w:tcPr>
     </w:tblStylePr>
   </w:style>
-  <w:style w:type="table" w:styleId="729">
+  <w:style w:type="table" w:styleId="764">
     <w:name w:val="List Table 2 - Accent 1"/>
-    <w:basedOn w:val="836"/>
+    <w:basedOn w:val="871"/>
     <w:uiPriority w:val="99"/>
     <w:pPr>
       <w:pBdr/>
@@ -18877,9 +18806,9 @@
       </w:tcPr>
     </w:tblStylePr>
   </w:style>
-  <w:style w:type="table" w:styleId="730">
+  <w:style w:type="table" w:styleId="765">
     <w:name w:val="List Table 2 - Accent 2"/>
-    <w:basedOn w:val="836"/>
+    <w:basedOn w:val="871"/>
     <w:uiPriority w:val="99"/>
     <w:pPr>
       <w:pBdr/>
@@ -19115,9 +19044,9 @@
       </w:tcPr>
     </w:tblStylePr>
   </w:style>
-  <w:style w:type="table" w:styleId="731">
+  <w:style w:type="table" w:styleId="766">
     <w:name w:val="List Table 2 - Accent 3"/>
-    <w:basedOn w:val="836"/>
+    <w:basedOn w:val="871"/>
     <w:uiPriority w:val="99"/>
     <w:pPr>
       <w:pBdr/>
@@ -19353,9 +19282,9 @@
       </w:tcPr>
     </w:tblStylePr>
   </w:style>
-  <w:style w:type="table" w:styleId="732">
+  <w:style w:type="table" w:styleId="767">
     <w:name w:val="List Table 2 - Accent 4"/>
-    <w:basedOn w:val="836"/>
+    <w:basedOn w:val="871"/>
     <w:uiPriority w:val="99"/>
     <w:pPr>
       <w:pBdr/>
@@ -19591,9 +19520,9 @@
       </w:tcPr>
     </w:tblStylePr>
   </w:style>
-  <w:style w:type="table" w:styleId="733">
+  <w:style w:type="table" w:styleId="768">
     <w:name w:val="List Table 2 - Accent 5"/>
-    <w:basedOn w:val="836"/>
+    <w:basedOn w:val="871"/>
     <w:uiPriority w:val="99"/>
     <w:pPr>
       <w:pBdr/>
@@ -19829,9 +19758,9 @@
       </w:tcPr>
     </w:tblStylePr>
   </w:style>
-  <w:style w:type="table" w:styleId="734">
+  <w:style w:type="table" w:styleId="769">
     <w:name w:val="List Table 2 - Accent 6"/>
-    <w:basedOn w:val="836"/>
+    <w:basedOn w:val="871"/>
     <w:uiPriority w:val="99"/>
     <w:pPr>
       <w:pBdr/>
@@ -20067,9 +19996,9 @@
       </w:tcPr>
     </w:tblStylePr>
   </w:style>
-  <w:style w:type="table" w:styleId="735">
+  <w:style w:type="table" w:styleId="770">
     <w:name w:val="List Table 3"/>
-    <w:basedOn w:val="836"/>
+    <w:basedOn w:val="871"/>
     <w:uiPriority w:val="99"/>
     <w:pPr>
       <w:pBdr/>
@@ -20295,9 +20224,9 @@
       </w:tcPr>
     </w:tblStylePr>
   </w:style>
-  <w:style w:type="table" w:styleId="736">
+  <w:style w:type="table" w:styleId="771">
     <w:name w:val="List Table 3 - Accent 1"/>
-    <w:basedOn w:val="836"/>
+    <w:basedOn w:val="871"/>
     <w:uiPriority w:val="99"/>
     <w:pPr>
       <w:pBdr/>
@@ -20523,9 +20452,9 @@
       </w:tcPr>
     </w:tblStylePr>
   </w:style>
-  <w:style w:type="table" w:styleId="737">
+  <w:style w:type="table" w:styleId="772">
     <w:name w:val="List Table 3 - Accent 2"/>
-    <w:basedOn w:val="836"/>
+    <w:basedOn w:val="871"/>
     <w:uiPriority w:val="99"/>
     <w:pPr>
       <w:pBdr/>
@@ -20751,9 +20680,9 @@
       </w:tcPr>
     </w:tblStylePr>
   </w:style>
-  <w:style w:type="table" w:styleId="738">
+  <w:style w:type="table" w:styleId="773">
     <w:name w:val="List Table 3 - Accent 3"/>
-    <w:basedOn w:val="836"/>
+    <w:basedOn w:val="871"/>
     <w:uiPriority w:val="99"/>
     <w:pPr>
       <w:pBdr/>
@@ -20979,9 +20908,9 @@
       </w:tcPr>
     </w:tblStylePr>
   </w:style>
-  <w:style w:type="table" w:styleId="739">
+  <w:style w:type="table" w:styleId="774">
     <w:name w:val="List Table 3 - Accent 4"/>
-    <w:basedOn w:val="836"/>
+    <w:basedOn w:val="871"/>
     <w:uiPriority w:val="99"/>
     <w:pPr>
       <w:pBdr/>
@@ -21207,9 +21136,9 @@
       </w:tcPr>
     </w:tblStylePr>
   </w:style>
-  <w:style w:type="table" w:styleId="740">
+  <w:style w:type="table" w:styleId="775">
     <w:name w:val="List Table 3 - Accent 5"/>
-    <w:basedOn w:val="836"/>
+    <w:basedOn w:val="871"/>
     <w:uiPriority w:val="99"/>
     <w:pPr>
       <w:pBdr/>
@@ -21435,9 +21364,9 @@
       </w:tcPr>
     </w:tblStylePr>
   </w:style>
-  <w:style w:type="table" w:styleId="741">
+  <w:style w:type="table" w:styleId="776">
     <w:name w:val="List Table 3 - Accent 6"/>
-    <w:basedOn w:val="836"/>
+    <w:basedOn w:val="871"/>
     <w:uiPriority w:val="99"/>
     <w:pPr>
       <w:pBdr/>
@@ -21663,9 +21592,9 @@
       </w:tcPr>
     </w:tblStylePr>
   </w:style>
-  <w:style w:type="table" w:styleId="742">
+  <w:style w:type="table" w:styleId="777">
     <w:name w:val="List Table 4"/>
-    <w:basedOn w:val="836"/>
+    <w:basedOn w:val="871"/>
     <w:uiPriority w:val="99"/>
     <w:pPr>
       <w:pBdr/>
@@ -21888,9 +21817,9 @@
       </w:tcPr>
     </w:tblStylePr>
   </w:style>
-  <w:style w:type="table" w:styleId="743">
+  <w:style w:type="table" w:styleId="778">
     <w:name w:val="List Table 4 - Accent 1"/>
-    <w:basedOn w:val="836"/>
+    <w:basedOn w:val="871"/>
     <w:uiPriority w:val="99"/>
     <w:pPr>
       <w:pBdr/>
@@ -22113,9 +22042,9 @@
       </w:tcPr>
     </w:tblStylePr>
   </w:style>
-  <w:style w:type="table" w:styleId="744">
+  <w:style w:type="table" w:styleId="779">
     <w:name w:val="List Table 4 - Accent 2"/>
-    <w:basedOn w:val="836"/>
+    <w:basedOn w:val="871"/>
     <w:uiPriority w:val="99"/>
     <w:pPr>
       <w:pBdr/>
@@ -22338,9 +22267,9 @@
       </w:tcPr>
     </w:tblStylePr>
   </w:style>
-  <w:style w:type="table" w:styleId="745">
+  <w:style w:type="table" w:styleId="780">
     <w:name w:val="List Table 4 - Accent 3"/>
-    <w:basedOn w:val="836"/>
+    <w:basedOn w:val="871"/>
     <w:uiPriority w:val="99"/>
     <w:pPr>
       <w:pBdr/>
@@ -22563,9 +22492,9 @@
       </w:tcPr>
     </w:tblStylePr>
   </w:style>
-  <w:style w:type="table" w:styleId="746">
+  <w:style w:type="table" w:styleId="781">
     <w:name w:val="List Table 4 - Accent 4"/>
-    <w:basedOn w:val="836"/>
+    <w:basedOn w:val="871"/>
     <w:uiPriority w:val="99"/>
     <w:pPr>
       <w:pBdr/>
@@ -22788,9 +22717,9 @@
       </w:tcPr>
     </w:tblStylePr>
   </w:style>
-  <w:style w:type="table" w:styleId="747">
+  <w:style w:type="table" w:styleId="782">
     <w:name w:val="List Table 4 - Accent 5"/>
-    <w:basedOn w:val="836"/>
+    <w:basedOn w:val="871"/>
     <w:uiPriority w:val="99"/>
     <w:pPr>
       <w:pBdr/>
@@ -23013,9 +22942,9 @@
       </w:tcPr>
     </w:tblStylePr>
   </w:style>
-  <w:style w:type="table" w:styleId="748">
+  <w:style w:type="table" w:styleId="783">
     <w:name w:val="List Table 4 - Accent 6"/>
-    <w:basedOn w:val="836"/>
+    <w:basedOn w:val="871"/>
     <w:uiPriority w:val="99"/>
     <w:pPr>
       <w:pBdr/>
@@ -23238,9 +23167,9 @@
       </w:tcPr>
     </w:tblStylePr>
   </w:style>
-  <w:style w:type="table" w:styleId="749">
+  <w:style w:type="table" w:styleId="784">
     <w:name w:val="List Table 5 Dark"/>
-    <w:basedOn w:val="836"/>
+    <w:basedOn w:val="871"/>
     <w:uiPriority w:val="99"/>
     <w:pPr>
       <w:pBdr/>
@@ -23480,9 +23409,9 @@
       </w:tcPr>
     </w:tblStylePr>
   </w:style>
-  <w:style w:type="table" w:styleId="750">
+  <w:style w:type="table" w:styleId="785">
     <w:name w:val="List Table 5 Dark - Accent 1"/>
-    <w:basedOn w:val="836"/>
+    <w:basedOn w:val="871"/>
     <w:uiPriority w:val="99"/>
     <w:pPr>
       <w:pBdr/>
@@ -23722,9 +23651,9 @@
       </w:tcPr>
     </w:tblStylePr>
   </w:style>
-  <w:style w:type="table" w:styleId="751">
+  <w:style w:type="table" w:styleId="786">
     <w:name w:val="List Table 5 Dark - Accent 2"/>
-    <w:basedOn w:val="836"/>
+    <w:basedOn w:val="871"/>
     <w:uiPriority w:val="99"/>
     <w:pPr>
       <w:pBdr/>
@@ -23964,9 +23893,9 @@
       </w:tcPr>
     </w:tblStylePr>
   </w:style>
-  <w:style w:type="table" w:styleId="752">
+  <w:style w:type="table" w:styleId="787">
     <w:name w:val="List Table 5 Dark - Accent 3"/>
-    <w:basedOn w:val="836"/>
+    <w:basedOn w:val="871"/>
     <w:uiPriority w:val="99"/>
     <w:pPr>
       <w:pBdr/>
@@ -24206,9 +24135,9 @@
       </w:tcPr>
     </w:tblStylePr>
   </w:style>
-  <w:style w:type="table" w:styleId="753">
+  <w:style w:type="table" w:styleId="788">
     <w:name w:val="List Table 5 Dark - Accent 4"/>
-    <w:basedOn w:val="836"/>
+    <w:basedOn w:val="871"/>
     <w:uiPriority w:val="99"/>
     <w:pPr>
       <w:pBdr/>
@@ -24448,9 +24377,9 @@
       </w:tcPr>
     </w:tblStylePr>
   </w:style>
-  <w:style w:type="table" w:styleId="754">
+  <w:style w:type="table" w:styleId="789">
     <w:name w:val="List Table 5 Dark - Accent 5"/>
-    <w:basedOn w:val="836"/>
+    <w:basedOn w:val="871"/>
     <w:uiPriority w:val="99"/>
     <w:pPr>
       <w:pBdr/>
@@ -24690,9 +24619,9 @@
       </w:tcPr>
     </w:tblStylePr>
   </w:style>
-  <w:style w:type="table" w:styleId="755">
+  <w:style w:type="table" w:styleId="790">
     <w:name w:val="List Table 5 Dark - Accent 6"/>
-    <w:basedOn w:val="836"/>
+    <w:basedOn w:val="871"/>
     <w:uiPriority w:val="99"/>
     <w:pPr>
       <w:pBdr/>
@@ -24932,9 +24861,9 @@
       </w:tcPr>
     </w:tblStylePr>
   </w:style>
-  <w:style w:type="table" w:styleId="756">
+  <w:style w:type="table" w:styleId="791">
     <w:name w:val="List Table 6 Colorful"/>
-    <w:basedOn w:val="836"/>
+    <w:basedOn w:val="871"/>
     <w:uiPriority w:val="99"/>
     <w:pPr>
       <w:pBdr/>
@@ -25155,9 +25084,9 @@
       </w:tcPr>
     </w:tblStylePr>
   </w:style>
-  <w:style w:type="table" w:styleId="757">
+  <w:style w:type="table" w:styleId="792">
     <w:name w:val="List Table 6 Colorful - Accent 1"/>
-    <w:basedOn w:val="836"/>
+    <w:basedOn w:val="871"/>
     <w:uiPriority w:val="99"/>
     <w:pPr>
       <w:pBdr/>
@@ -25378,9 +25307,9 @@
       </w:tcPr>
     </w:tblStylePr>
   </w:style>
-  <w:style w:type="table" w:styleId="758">
+  <w:style w:type="table" w:styleId="793">
     <w:name w:val="List Table 6 Colorful - Accent 2"/>
-    <w:basedOn w:val="836"/>
+    <w:basedOn w:val="871"/>
     <w:uiPriority w:val="99"/>
     <w:pPr>
       <w:pBdr/>
@@ -25601,9 +25530,9 @@
       </w:tcPr>
     </w:tblStylePr>
   </w:style>
-  <w:style w:type="table" w:styleId="759">
+  <w:style w:type="table" w:styleId="794">
     <w:name w:val="List Table 6 Colorful - Accent 3"/>
-    <w:basedOn w:val="836"/>
+    <w:basedOn w:val="871"/>
     <w:uiPriority w:val="99"/>
     <w:pPr>
       <w:pBdr/>
@@ -25824,9 +25753,9 @@
       </w:tcPr>
     </w:tblStylePr>
   </w:style>
-  <w:style w:type="table" w:styleId="760">
+  <w:style w:type="table" w:styleId="795">
     <w:name w:val="List Table 6 Colorful - Accent 4"/>
-    <w:basedOn w:val="836"/>
+    <w:basedOn w:val="871"/>
     <w:uiPriority w:val="99"/>
     <w:pPr>
       <w:pBdr/>
@@ -26047,9 +25976,9 @@
       </w:tcPr>
     </w:tblStylePr>
   </w:style>
-  <w:style w:type="table" w:styleId="761">
+  <w:style w:type="table" w:styleId="796">
     <w:name w:val="List Table 6 Colorful - Accent 5"/>
-    <w:basedOn w:val="836"/>
+    <w:basedOn w:val="871"/>
     <w:uiPriority w:val="99"/>
     <w:pPr>
       <w:pBdr/>
@@ -26270,9 +26199,9 @@
       </w:tcPr>
     </w:tblStylePr>
   </w:style>
-  <w:style w:type="table" w:styleId="762">
+  <w:style w:type="table" w:styleId="797">
     <w:name w:val="List Table 6 Colorful - Accent 6"/>
-    <w:basedOn w:val="836"/>
+    <w:basedOn w:val="871"/>
     <w:uiPriority w:val="99"/>
     <w:pPr>
       <w:pBdr/>
@@ -26493,9 +26422,9 @@
       </w:tcPr>
     </w:tblStylePr>
   </w:style>
-  <w:style w:type="table" w:styleId="763">
+  <w:style w:type="table" w:styleId="798">
     <w:name w:val="List Table 7 Colorful"/>
-    <w:basedOn w:val="836"/>
+    <w:basedOn w:val="871"/>
     <w:uiPriority w:val="99"/>
     <w:pPr>
       <w:pBdr/>
@@ -26749,9 +26678,9 @@
       </w:tcPr>
     </w:tblStylePr>
   </w:style>
-  <w:style w:type="table" w:styleId="764">
+  <w:style w:type="table" w:styleId="799">
     <w:name w:val="List Table 7 Colorful - Accent 1"/>
-    <w:basedOn w:val="836"/>
+    <w:basedOn w:val="871"/>
     <w:uiPriority w:val="99"/>
     <w:pPr>
       <w:pBdr/>
@@ -27005,9 +26934,9 @@
       </w:tcPr>
     </w:tblStylePr>
   </w:style>
-  <w:style w:type="table" w:styleId="765">
+  <w:style w:type="table" w:styleId="800">
     <w:name w:val="List Table 7 Colorful - Accent 2"/>
-    <w:basedOn w:val="836"/>
+    <w:basedOn w:val="871"/>
     <w:uiPriority w:val="99"/>
     <w:pPr>
       <w:pBdr/>
@@ -27261,9 +27190,9 @@
       </w:tcPr>
     </w:tblStylePr>
   </w:style>
-  <w:style w:type="table" w:styleId="766">
+  <w:style w:type="table" w:styleId="801">
     <w:name w:val="List Table 7 Colorful - Accent 3"/>
-    <w:basedOn w:val="836"/>
+    <w:basedOn w:val="871"/>
     <w:uiPriority w:val="99"/>
     <w:pPr>
       <w:pBdr/>
@@ -27517,9 +27446,9 @@
       </w:tcPr>
     </w:tblStylePr>
   </w:style>
-  <w:style w:type="table" w:styleId="767">
+  <w:style w:type="table" w:styleId="802">
     <w:name w:val="List Table 7 Colorful - Accent 4"/>
-    <w:basedOn w:val="836"/>
+    <w:basedOn w:val="871"/>
     <w:uiPriority w:val="99"/>
     <w:pPr>
       <w:pBdr/>
@@ -27773,9 +27702,9 @@
       </w:tcPr>
     </w:tblStylePr>
   </w:style>
-  <w:style w:type="table" w:styleId="768">
+  <w:style w:type="table" w:styleId="803">
     <w:name w:val="List Table 7 Colorful - Accent 5"/>
-    <w:basedOn w:val="836"/>
+    <w:basedOn w:val="871"/>
     <w:uiPriority w:val="99"/>
     <w:pPr>
       <w:pBdr/>
@@ -28029,9 +27958,9 @@
       </w:tcPr>
     </w:tblStylePr>
   </w:style>
-  <w:style w:type="table" w:styleId="769">
+  <w:style w:type="table" w:styleId="804">
     <w:name w:val="List Table 7 Colorful - Accent 6"/>
-    <w:basedOn w:val="836"/>
+    <w:basedOn w:val="871"/>
     <w:uiPriority w:val="99"/>
     <w:pPr>
       <w:pBdr/>
@@ -28285,9 +28214,9 @@
       </w:tcPr>
     </w:tblStylePr>
   </w:style>
-  <w:style w:type="table" w:styleId="770">
+  <w:style w:type="table" w:styleId="805">
     <w:name w:val="Lined - Accent"/>
-    <w:basedOn w:val="836"/>
+    <w:basedOn w:val="871"/>
     <w:uiPriority w:val="99"/>
     <w:pPr>
       <w:pBdr/>
@@ -28522,9 +28451,9 @@
       </w:tcPr>
     </w:tblStylePr>
   </w:style>
-  <w:style w:type="table" w:styleId="771">
+  <w:style w:type="table" w:styleId="806">
     <w:name w:val="Lined - Accent 1"/>
-    <w:basedOn w:val="836"/>
+    <w:basedOn w:val="871"/>
     <w:uiPriority w:val="99"/>
     <w:pPr>
       <w:pBdr/>
@@ -28759,9 +28688,9 @@
       </w:tcPr>
     </w:tblStylePr>
   </w:style>
-  <w:style w:type="table" w:styleId="772">
+  <w:style w:type="table" w:styleId="807">
     <w:name w:val="Lined - Accent 2"/>
-    <w:basedOn w:val="836"/>
+    <w:basedOn w:val="871"/>
     <w:uiPriority w:val="99"/>
     <w:pPr>
       <w:pBdr/>
@@ -28996,9 +28925,9 @@
       </w:tcPr>
     </w:tblStylePr>
   </w:style>
-  <w:style w:type="table" w:styleId="773">
+  <w:style w:type="table" w:styleId="808">
     <w:name w:val="Lined - Accent 3"/>
-    <w:basedOn w:val="836"/>
+    <w:basedOn w:val="871"/>
     <w:uiPriority w:val="99"/>
     <w:pPr>
       <w:pBdr/>
@@ -29233,9 +29162,9 @@
       </w:tcPr>
     </w:tblStylePr>
   </w:style>
-  <w:style w:type="table" w:styleId="774">
+  <w:style w:type="table" w:styleId="809">
     <w:name w:val="Lined - Accent 4"/>
-    <w:basedOn w:val="836"/>
+    <w:basedOn w:val="871"/>
     <w:uiPriority w:val="99"/>
     <w:pPr>
       <w:pBdr/>
@@ -29470,9 +29399,9 @@
       </w:tcPr>
     </w:tblStylePr>
   </w:style>
-  <w:style w:type="table" w:styleId="775">
+  <w:style w:type="table" w:styleId="810">
     <w:name w:val="Lined - Accent 5"/>
-    <w:basedOn w:val="836"/>
+    <w:basedOn w:val="871"/>
     <w:uiPriority w:val="99"/>
     <w:pPr>
       <w:pBdr/>
@@ -29707,9 +29636,9 @@
       </w:tcPr>
     </w:tblStylePr>
   </w:style>
-  <w:style w:type="table" w:styleId="776">
+  <w:style w:type="table" w:styleId="811">
     <w:name w:val="Lined - Accent 6"/>
-    <w:basedOn w:val="836"/>
+    <w:basedOn w:val="871"/>
     <w:uiPriority w:val="99"/>
     <w:pPr>
       <w:pBdr/>
@@ -29944,9 +29873,9 @@
       </w:tcPr>
     </w:tblStylePr>
   </w:style>
-  <w:style w:type="table" w:styleId="777">
+  <w:style w:type="table" w:styleId="812">
     <w:name w:val="Bordered &amp; Lined - Accent"/>
-    <w:basedOn w:val="836"/>
+    <w:basedOn w:val="871"/>
     <w:uiPriority w:val="99"/>
     <w:pPr>
       <w:pBdr/>
@@ -30188,9 +30117,9 @@
       </w:tcPr>
     </w:tblStylePr>
   </w:style>
-  <w:style w:type="table" w:styleId="778">
+  <w:style w:type="table" w:styleId="813">
     <w:name w:val="Bordered &amp; Lined - Accent 1"/>
-    <w:basedOn w:val="836"/>
+    <w:basedOn w:val="871"/>
     <w:uiPriority w:val="99"/>
     <w:pPr>
       <w:pBdr/>
@@ -30432,9 +30361,9 @@
       </w:tcPr>
     </w:tblStylePr>
   </w:style>
-  <w:style w:type="table" w:styleId="779">
+  <w:style w:type="table" w:styleId="814">
     <w:name w:val="Bordered &amp; Lined - Accent 2"/>
-    <w:basedOn w:val="836"/>
+    <w:basedOn w:val="871"/>
     <w:uiPriority w:val="99"/>
     <w:pPr>
       <w:pBdr/>
@@ -30676,9 +30605,9 @@
       </w:tcPr>
     </w:tblStylePr>
   </w:style>
-  <w:style w:type="table" w:styleId="780">
+  <w:style w:type="table" w:styleId="815">
     <w:name w:val="Bordered &amp; Lined - Accent 3"/>
-    <w:basedOn w:val="836"/>
+    <w:basedOn w:val="871"/>
     <w:uiPriority w:val="99"/>
     <w:pPr>
       <w:pBdr/>
@@ -30920,9 +30849,9 @@
       </w:tcPr>
     </w:tblStylePr>
   </w:style>
-  <w:style w:type="table" w:styleId="781">
+  <w:style w:type="table" w:styleId="816">
     <w:name w:val="Bordered &amp; Lined - Accent 4"/>
-    <w:basedOn w:val="836"/>
+    <w:basedOn w:val="871"/>
     <w:uiPriority w:val="99"/>
     <w:pPr>
       <w:pBdr/>
@@ -31164,9 +31093,9 @@
       </w:tcPr>
     </w:tblStylePr>
   </w:style>
-  <w:style w:type="table" w:styleId="782">
+  <w:style w:type="table" w:styleId="817">
     <w:name w:val="Bordered &amp; Lined - Accent 5"/>
-    <w:basedOn w:val="836"/>
+    <w:basedOn w:val="871"/>
     <w:uiPriority w:val="99"/>
     <w:pPr>
       <w:pBdr/>
@@ -31408,9 +31337,9 @@
       </w:tcPr>
     </w:tblStylePr>
   </w:style>
-  <w:style w:type="table" w:styleId="783">
+  <w:style w:type="table" w:styleId="818">
     <w:name w:val="Bordered &amp; Lined - Accent 6"/>
-    <w:basedOn w:val="836"/>
+    <w:basedOn w:val="871"/>
     <w:uiPriority w:val="99"/>
     <w:pPr>
       <w:pBdr/>
@@ -31652,9 +31581,9 @@
       </w:tcPr>
     </w:tblStylePr>
   </w:style>
-  <w:style w:type="table" w:styleId="784">
+  <w:style w:type="table" w:styleId="819">
     <w:name w:val="Bordered"/>
-    <w:basedOn w:val="836"/>
+    <w:basedOn w:val="871"/>
     <w:uiPriority w:val="99"/>
     <w:pPr>
       <w:pBdr/>
@@ -31883,9 +31812,9 @@
       </w:tcPr>
     </w:tblStylePr>
   </w:style>
-  <w:style w:type="table" w:styleId="785">
+  <w:style w:type="table" w:styleId="820">
     <w:name w:val="Bordered - Accent 1"/>
-    <w:basedOn w:val="836"/>
+    <w:basedOn w:val="871"/>
     <w:uiPriority w:val="99"/>
     <w:pPr>
       <w:pBdr/>
@@ -32114,9 +32043,9 @@
       </w:tcPr>
     </w:tblStylePr>
   </w:style>
-  <w:style w:type="table" w:styleId="786">
+  <w:style w:type="table" w:styleId="821">
     <w:name w:val="Bordered - Accent 2"/>
-    <w:basedOn w:val="836"/>
+    <w:basedOn w:val="871"/>
     <w:uiPriority w:val="99"/>
     <w:pPr>
       <w:pBdr/>
@@ -32345,9 +32274,9 @@
       </w:tcPr>
     </w:tblStylePr>
   </w:style>
-  <w:style w:type="table" w:styleId="787">
+  <w:style w:type="table" w:styleId="822">
     <w:name w:val="Bordered - Accent 3"/>
-    <w:basedOn w:val="836"/>
+    <w:basedOn w:val="871"/>
     <w:uiPriority w:val="99"/>
     <w:pPr>
       <w:pBdr/>
@@ -32576,9 +32505,9 @@
       </w:tcPr>
     </w:tblStylePr>
   </w:style>
-  <w:style w:type="table" w:styleId="788">
+  <w:style w:type="table" w:styleId="823">
     <w:name w:val="Bordered - Accent 4"/>
-    <w:basedOn w:val="836"/>
+    <w:basedOn w:val="871"/>
     <w:uiPriority w:val="99"/>
     <w:pPr>
       <w:pBdr/>
@@ -32807,9 +32736,9 @@
       </w:tcPr>
     </w:tblStylePr>
   </w:style>
-  <w:style w:type="table" w:styleId="789">
+  <w:style w:type="table" w:styleId="824">
     <w:name w:val="Bordered - Accent 5"/>
-    <w:basedOn w:val="836"/>
+    <w:basedOn w:val="871"/>
     <w:uiPriority w:val="99"/>
     <w:pPr>
       <w:pBdr/>
@@ -33038,9 +32967,9 @@
       </w:tcPr>
     </w:tblStylePr>
   </w:style>
-  <w:style w:type="table" w:styleId="790">
+  <w:style w:type="table" w:styleId="825">
     <w:name w:val="Bordered - Accent 6"/>
-    <w:basedOn w:val="836"/>
+    <w:basedOn w:val="871"/>
     <w:uiPriority w:val="99"/>
     <w:pPr>
       <w:pBdr/>
@@ -33269,11 +33198,11 @@
       </w:tcPr>
     </w:tblStylePr>
   </w:style>
-  <w:style w:type="paragraph" w:styleId="791">
+  <w:style w:type="paragraph" w:styleId="826">
     <w:name w:val="Heading 1"/>
-    <w:basedOn w:val="833"/>
-    <w:next w:val="833"/>
-    <w:link w:val="799"/>
+    <w:basedOn w:val="868"/>
+    <w:next w:val="868"/>
+    <w:link w:val="834"/>
     <w:uiPriority w:val="9"/>
     <w:qFormat/>
     <w:pPr>
@@ -33291,11 +33220,11 @@
       <w:szCs w:val="40"/>
     </w:rPr>
   </w:style>
-  <w:style w:type="paragraph" w:styleId="792">
+  <w:style w:type="paragraph" w:styleId="827">
     <w:name w:val="Heading 3"/>
-    <w:basedOn w:val="833"/>
-    <w:next w:val="833"/>
-    <w:link w:val="800"/>
+    <w:basedOn w:val="868"/>
+    <w:next w:val="868"/>
+    <w:link w:val="835"/>
     <w:uiPriority w:val="9"/>
     <w:unhideWhenUsed/>
     <w:qFormat/>
@@ -33314,11 +33243,11 @@
       <w:szCs w:val="28"/>
     </w:rPr>
   </w:style>
-  <w:style w:type="paragraph" w:styleId="793">
+  <w:style w:type="paragraph" w:styleId="828">
     <w:name w:val="Heading 4"/>
-    <w:basedOn w:val="833"/>
-    <w:next w:val="833"/>
-    <w:link w:val="801"/>
+    <w:basedOn w:val="868"/>
+    <w:next w:val="868"/>
+    <w:link w:val="836"/>
     <w:uiPriority w:val="9"/>
     <w:unhideWhenUsed/>
     <w:qFormat/>
@@ -33337,11 +33266,11 @@
       <w:color w:val="0f4761" w:themeColor="accent1" w:themeShade="BF"/>
     </w:rPr>
   </w:style>
-  <w:style w:type="paragraph" w:styleId="794">
+  <w:style w:type="paragraph" w:styleId="829">
     <w:name w:val="Heading 5"/>
-    <w:basedOn w:val="833"/>
-    <w:next w:val="833"/>
-    <w:link w:val="802"/>
+    <w:basedOn w:val="868"/>
+    <w:next w:val="868"/>
+    <w:link w:val="837"/>
     <w:uiPriority w:val="9"/>
     <w:unhideWhenUsed/>
     <w:qFormat/>
@@ -33358,11 +33287,11 @@
       <w:color w:val="0f4761" w:themeColor="accent1" w:themeShade="BF"/>
     </w:rPr>
   </w:style>
-  <w:style w:type="paragraph" w:styleId="795">
+  <w:style w:type="paragraph" w:styleId="830">
     <w:name w:val="Heading 6"/>
-    <w:basedOn w:val="833"/>
-    <w:next w:val="833"/>
-    <w:link w:val="803"/>
+    <w:basedOn w:val="868"/>
+    <w:next w:val="868"/>
+    <w:link w:val="838"/>
     <w:uiPriority w:val="9"/>
     <w:unhideWhenUsed/>
     <w:qFormat/>
@@ -33381,11 +33310,11 @@
       <w:color w:val="595959" w:themeColor="text1" w:themeTint="A6"/>
     </w:rPr>
   </w:style>
-  <w:style w:type="paragraph" w:styleId="796">
+  <w:style w:type="paragraph" w:styleId="831">
     <w:name w:val="Heading 7"/>
-    <w:basedOn w:val="833"/>
-    <w:next w:val="833"/>
-    <w:link w:val="804"/>
+    <w:basedOn w:val="868"/>
+    <w:next w:val="868"/>
+    <w:link w:val="839"/>
     <w:uiPriority w:val="9"/>
     <w:unhideWhenUsed/>
     <w:qFormat/>
@@ -33402,11 +33331,11 @@
       <w:color w:val="595959" w:themeColor="text1" w:themeTint="A6"/>
     </w:rPr>
   </w:style>
-  <w:style w:type="paragraph" w:styleId="797">
+  <w:style w:type="paragraph" w:styleId="832">
     <w:name w:val="Heading 8"/>
-    <w:basedOn w:val="833"/>
-    <w:next w:val="833"/>
-    <w:link w:val="805"/>
+    <w:basedOn w:val="868"/>
+    <w:next w:val="868"/>
+    <w:link w:val="840"/>
     <w:uiPriority w:val="9"/>
     <w:unhideWhenUsed/>
     <w:qFormat/>
@@ -33425,11 +33354,11 @@
       <w:color w:val="272727" w:themeColor="text1" w:themeTint="D8"/>
     </w:rPr>
   </w:style>
-  <w:style w:type="paragraph" w:styleId="798">
+  <w:style w:type="paragraph" w:styleId="833">
     <w:name w:val="Heading 9"/>
-    <w:basedOn w:val="833"/>
-    <w:next w:val="833"/>
-    <w:link w:val="806"/>
+    <w:basedOn w:val="868"/>
+    <w:next w:val="868"/>
+    <w:link w:val="841"/>
     <w:uiPriority w:val="9"/>
     <w:unhideWhenUsed/>
     <w:qFormat/>
@@ -33448,10 +33377,10 @@
       <w:color w:val="272727" w:themeColor="text1" w:themeTint="D8"/>
     </w:rPr>
   </w:style>
-  <w:style w:type="character" w:styleId="799">
+  <w:style w:type="character" w:styleId="834">
     <w:name w:val="Heading 1 Char"/>
-    <w:basedOn w:val="835"/>
-    <w:link w:val="791"/>
+    <w:basedOn w:val="870"/>
+    <w:link w:val="826"/>
     <w:uiPriority w:val="9"/>
     <w:pPr>
       <w:pBdr/>
@@ -33465,10 +33394,10 @@
       <w:szCs w:val="40"/>
     </w:rPr>
   </w:style>
-  <w:style w:type="character" w:styleId="800">
+  <w:style w:type="character" w:styleId="835">
     <w:name w:val="Heading 3 Char"/>
-    <w:basedOn w:val="835"/>
-    <w:link w:val="792"/>
+    <w:basedOn w:val="870"/>
+    <w:link w:val="827"/>
     <w:uiPriority w:val="9"/>
     <w:pPr>
       <w:pBdr/>
@@ -33482,10 +33411,10 @@
       <w:szCs w:val="28"/>
     </w:rPr>
   </w:style>
-  <w:style w:type="character" w:styleId="801">
+  <w:style w:type="character" w:styleId="836">
     <w:name w:val="Heading 4 Char"/>
-    <w:basedOn w:val="835"/>
-    <w:link w:val="793"/>
+    <w:basedOn w:val="870"/>
+    <w:link w:val="828"/>
     <w:uiPriority w:val="9"/>
     <w:pPr>
       <w:pBdr/>
@@ -33499,10 +33428,10 @@
       <w:color w:val="0f4761" w:themeColor="accent1" w:themeShade="BF"/>
     </w:rPr>
   </w:style>
-  <w:style w:type="character" w:styleId="802">
+  <w:style w:type="character" w:styleId="837">
     <w:name w:val="Heading 5 Char"/>
-    <w:basedOn w:val="835"/>
-    <w:link w:val="794"/>
+    <w:basedOn w:val="870"/>
+    <w:link w:val="829"/>
     <w:uiPriority w:val="9"/>
     <w:pPr>
       <w:pBdr/>
@@ -33514,10 +33443,10 @@
       <w:color w:val="0f4761" w:themeColor="accent1" w:themeShade="BF"/>
     </w:rPr>
   </w:style>
-  <w:style w:type="character" w:styleId="803">
+  <w:style w:type="character" w:styleId="838">
     <w:name w:val="Heading 6 Char"/>
-    <w:basedOn w:val="835"/>
-    <w:link w:val="795"/>
+    <w:basedOn w:val="870"/>
+    <w:link w:val="830"/>
     <w:uiPriority w:val="9"/>
     <w:pPr>
       <w:pBdr/>
@@ -33531,10 +33460,10 @@
       <w:color w:val="595959" w:themeColor="text1" w:themeTint="A6"/>
     </w:rPr>
   </w:style>
-  <w:style w:type="character" w:styleId="804">
+  <w:style w:type="character" w:styleId="839">
     <w:name w:val="Heading 7 Char"/>
-    <w:basedOn w:val="835"/>
-    <w:link w:val="796"/>
+    <w:basedOn w:val="870"/>
+    <w:link w:val="831"/>
     <w:uiPriority w:val="9"/>
     <w:pPr>
       <w:pBdr/>
@@ -33546,10 +33475,10 @@
       <w:color w:val="595959" w:themeColor="text1" w:themeTint="A6"/>
     </w:rPr>
   </w:style>
-  <w:style w:type="character" w:styleId="805">
+  <w:style w:type="character" w:styleId="840">
     <w:name w:val="Heading 8 Char"/>
-    <w:basedOn w:val="835"/>
-    <w:link w:val="797"/>
+    <w:basedOn w:val="870"/>
+    <w:link w:val="832"/>
     <w:uiPriority w:val="9"/>
     <w:pPr>
       <w:pBdr/>
@@ -33563,10 +33492,10 @@
       <w:color w:val="272727" w:themeColor="text1" w:themeTint="D8"/>
     </w:rPr>
   </w:style>
-  <w:style w:type="character" w:styleId="806">
+  <w:style w:type="character" w:styleId="841">
     <w:name w:val="Heading 9 Char"/>
-    <w:basedOn w:val="835"/>
-    <w:link w:val="798"/>
+    <w:basedOn w:val="870"/>
+    <w:link w:val="833"/>
     <w:uiPriority w:val="9"/>
     <w:pPr>
       <w:pBdr/>
@@ -33580,11 +33509,11 @@
       <w:color w:val="272727" w:themeColor="text1" w:themeTint="D8"/>
     </w:rPr>
   </w:style>
-  <w:style w:type="paragraph" w:styleId="807">
+  <w:style w:type="paragraph" w:styleId="842">
     <w:name w:val="Title"/>
-    <w:basedOn w:val="833"/>
-    <w:next w:val="833"/>
-    <w:link w:val="808"/>
+    <w:basedOn w:val="868"/>
+    <w:next w:val="868"/>
+    <w:link w:val="843"/>
     <w:uiPriority w:val="10"/>
     <w:qFormat/>
     <w:pPr>
@@ -33600,10 +33529,10 @@
       <w:szCs w:val="56"/>
     </w:rPr>
   </w:style>
-  <w:style w:type="character" w:styleId="808">
+  <w:style w:type="character" w:styleId="843">
     <w:name w:val="Title Char"/>
-    <w:basedOn w:val="835"/>
-    <w:link w:val="807"/>
+    <w:basedOn w:val="870"/>
+    <w:link w:val="842"/>
     <w:uiPriority w:val="10"/>
     <w:pPr>
       <w:pBdr/>
@@ -33617,11 +33546,11 @@
       <w:szCs w:val="56"/>
     </w:rPr>
   </w:style>
-  <w:style w:type="paragraph" w:styleId="809">
+  <w:style w:type="paragraph" w:styleId="844">
     <w:name w:val="Subtitle"/>
-    <w:basedOn w:val="833"/>
-    <w:next w:val="833"/>
-    <w:link w:val="810"/>
+    <w:basedOn w:val="868"/>
+    <w:next w:val="868"/>
+    <w:link w:val="845"/>
     <w:uiPriority w:val="11"/>
     <w:qFormat/>
     <w:pPr>
@@ -33639,10 +33568,10 @@
       <w:szCs w:val="28"/>
     </w:rPr>
   </w:style>
-  <w:style w:type="character" w:styleId="810">
+  <w:style w:type="character" w:styleId="845">
     <w:name w:val="Subtitle Char"/>
-    <w:basedOn w:val="835"/>
-    <w:link w:val="809"/>
+    <w:basedOn w:val="870"/>
+    <w:link w:val="844"/>
     <w:uiPriority w:val="11"/>
     <w:pPr>
       <w:pBdr/>
@@ -33656,11 +33585,11 @@
       <w:szCs w:val="28"/>
     </w:rPr>
   </w:style>
-  <w:style w:type="paragraph" w:styleId="811">
+  <w:style w:type="paragraph" w:styleId="846">
     <w:name w:val="Quote"/>
-    <w:basedOn w:val="833"/>
-    <w:next w:val="833"/>
-    <w:link w:val="812"/>
+    <w:basedOn w:val="868"/>
+    <w:next w:val="868"/>
+    <w:link w:val="847"/>
     <w:uiPriority w:val="29"/>
     <w:qFormat/>
     <w:pPr>
@@ -33675,10 +33604,10 @@
       <w:color w:val="404040" w:themeColor="text1" w:themeTint="BF"/>
     </w:rPr>
   </w:style>
-  <w:style w:type="character" w:styleId="812">
+  <w:style w:type="character" w:styleId="847">
     <w:name w:val="Quote Char"/>
-    <w:basedOn w:val="835"/>
-    <w:link w:val="811"/>
+    <w:basedOn w:val="870"/>
+    <w:link w:val="846"/>
     <w:uiPriority w:val="29"/>
     <w:pPr>
       <w:pBdr/>
@@ -33691,9 +33620,9 @@
       <w:color w:val="404040" w:themeColor="text1" w:themeTint="BF"/>
     </w:rPr>
   </w:style>
-  <w:style w:type="paragraph" w:styleId="813">
+  <w:style w:type="paragraph" w:styleId="848">
     <w:name w:val="List Paragraph"/>
-    <w:basedOn w:val="833"/>
+    <w:basedOn w:val="868"/>
     <w:uiPriority w:val="34"/>
     <w:qFormat/>
     <w:pPr>
@@ -33703,9 +33632,9 @@
       <w:contextualSpacing w:val="true"/>
     </w:pPr>
   </w:style>
-  <w:style w:type="character" w:styleId="814">
+  <w:style w:type="character" w:styleId="849">
     <w:name w:val="Intense Emphasis"/>
-    <w:basedOn w:val="835"/>
+    <w:basedOn w:val="870"/>
     <w:uiPriority w:val="21"/>
     <w:qFormat/>
     <w:pPr>
@@ -33719,11 +33648,11 @@
       <w:color w:val="0f4761" w:themeColor="accent1" w:themeShade="BF"/>
     </w:rPr>
   </w:style>
-  <w:style w:type="paragraph" w:styleId="815">
+  <w:style w:type="paragraph" w:styleId="850">
     <w:name w:val="Intense Quote"/>
-    <w:basedOn w:val="833"/>
-    <w:next w:val="833"/>
-    <w:link w:val="816"/>
+    <w:basedOn w:val="868"/>
+    <w:next w:val="868"/>
+    <w:link w:val="851"/>
     <w:uiPriority w:val="30"/>
     <w:qFormat/>
     <w:pPr>
@@ -33741,10 +33670,10 @@
       <w:color w:val="0f4761" w:themeColor="accent1" w:themeShade="BF"/>
     </w:rPr>
   </w:style>
-  <w:style w:type="character" w:styleId="816">
+  <w:style w:type="character" w:styleId="851">
     <w:name w:val="Intense Quote Char"/>
-    <w:basedOn w:val="835"/>
-    <w:link w:val="815"/>
+    <w:basedOn w:val="870"/>
+    <w:link w:val="850"/>
     <w:uiPriority w:val="30"/>
     <w:pPr>
       <w:pBdr/>
@@ -33757,9 +33686,9 @@
       <w:color w:val="0f4761" w:themeColor="accent1" w:themeShade="BF"/>
     </w:rPr>
   </w:style>
-  <w:style w:type="character" w:styleId="817">
+  <w:style w:type="character" w:styleId="852">
     <w:name w:val="Intense Reference"/>
-    <w:basedOn w:val="835"/>
+    <w:basedOn w:val="870"/>
     <w:uiPriority w:val="32"/>
     <w:qFormat/>
     <w:pPr>
@@ -33775,9 +33704,9 @@
       <w:spacing w:val="5"/>
     </w:rPr>
   </w:style>
-  <w:style w:type="paragraph" w:styleId="818">
+  <w:style w:type="paragraph" w:styleId="853">
     <w:name w:val="No Spacing"/>
-    <w:basedOn w:val="833"/>
+    <w:basedOn w:val="868"/>
     <w:uiPriority w:val="1"/>
     <w:qFormat/>
     <w:pPr>
@@ -33786,9 +33715,9 @@
       <w:ind/>
     </w:pPr>
   </w:style>
-  <w:style w:type="character" w:styleId="819">
+  <w:style w:type="character" w:styleId="854">
     <w:name w:val="Subtle Emphasis"/>
-    <w:basedOn w:val="835"/>
+    <w:basedOn w:val="870"/>
     <w:uiPriority w:val="19"/>
     <w:qFormat/>
     <w:pPr>
@@ -33802,9 +33731,9 @@
       <w:color w:val="404040" w:themeColor="text1" w:themeTint="BF"/>
     </w:rPr>
   </w:style>
-  <w:style w:type="character" w:styleId="820">
+  <w:style w:type="character" w:styleId="855">
     <w:name w:val="Emphasis"/>
-    <w:basedOn w:val="835"/>
+    <w:basedOn w:val="870"/>
     <w:uiPriority w:val="20"/>
     <w:qFormat/>
     <w:pPr>
@@ -33817,9 +33746,9 @@
       <w:iCs/>
     </w:rPr>
   </w:style>
-  <w:style w:type="character" w:styleId="821">
+  <w:style w:type="character" w:styleId="856">
     <w:name w:val="Subtle Reference"/>
-    <w:basedOn w:val="835"/>
+    <w:basedOn w:val="870"/>
     <w:uiPriority w:val="31"/>
     <w:qFormat/>
     <w:pPr>
@@ -33832,9 +33761,9 @@
       <w:color w:val="5a5a5a" w:themeColor="text1" w:themeTint="A5"/>
     </w:rPr>
   </w:style>
-  <w:style w:type="character" w:styleId="822">
+  <w:style w:type="character" w:styleId="857">
     <w:name w:val="Book Title"/>
-    <w:basedOn w:val="835"/>
+    <w:basedOn w:val="870"/>
     <w:uiPriority w:val="33"/>
     <w:qFormat/>
     <w:pPr>
@@ -33850,10 +33779,10 @@
       <w:spacing w:val="5"/>
     </w:rPr>
   </w:style>
-  <w:style w:type="paragraph" w:styleId="823">
+  <w:style w:type="paragraph" w:styleId="858">
     <w:name w:val="Caption"/>
-    <w:basedOn w:val="833"/>
-    <w:next w:val="833"/>
+    <w:basedOn w:val="868"/>
+    <w:next w:val="868"/>
     <w:uiPriority w:val="35"/>
     <w:unhideWhenUsed/>
     <w:qFormat/>
@@ -33870,10 +33799,10 @@
       <w:szCs w:val="18"/>
     </w:rPr>
   </w:style>
-  <w:style w:type="paragraph" w:styleId="824">
+  <w:style w:type="paragraph" w:styleId="859">
     <w:name w:val="footnote text"/>
-    <w:basedOn w:val="833"/>
-    <w:link w:val="825"/>
+    <w:basedOn w:val="868"/>
+    <w:link w:val="860"/>
     <w:uiPriority w:val="99"/>
     <w:semiHidden/>
     <w:unhideWhenUsed/>
@@ -33887,10 +33816,10 @@
       <w:szCs w:val="20"/>
     </w:rPr>
   </w:style>
-  <w:style w:type="character" w:styleId="825">
+  <w:style w:type="character" w:styleId="860">
     <w:name w:val="Footnote Text Char"/>
-    <w:basedOn w:val="835"/>
-    <w:link w:val="824"/>
+    <w:basedOn w:val="870"/>
+    <w:link w:val="859"/>
     <w:uiPriority w:val="99"/>
     <w:semiHidden/>
     <w:pPr>
@@ -33903,9 +33832,9 @@
       <w:szCs w:val="20"/>
     </w:rPr>
   </w:style>
-  <w:style w:type="character" w:styleId="826">
+  <w:style w:type="character" w:styleId="861">
     <w:name w:val="footnote reference"/>
-    <w:basedOn w:val="835"/>
+    <w:basedOn w:val="870"/>
     <w:uiPriority w:val="99"/>
     <w:semiHidden/>
     <w:unhideWhenUsed/>
@@ -33918,10 +33847,10 @@
       <w:vertAlign w:val="superscript"/>
     </w:rPr>
   </w:style>
-  <w:style w:type="paragraph" w:styleId="827">
+  <w:style w:type="paragraph" w:styleId="862">
     <w:name w:val="endnote text"/>
-    <w:basedOn w:val="833"/>
-    <w:link w:val="828"/>
+    <w:basedOn w:val="868"/>
+    <w:link w:val="863"/>
     <w:uiPriority w:val="99"/>
     <w:semiHidden/>
     <w:unhideWhenUsed/>
@@ -33935,10 +33864,10 @@
       <w:szCs w:val="20"/>
     </w:rPr>
   </w:style>
-  <w:style w:type="character" w:styleId="828">
+  <w:style w:type="character" w:styleId="863">
     <w:name w:val="Endnote Text Char"/>
-    <w:basedOn w:val="835"/>
-    <w:link w:val="827"/>
+    <w:basedOn w:val="870"/>
+    <w:link w:val="862"/>
     <w:uiPriority w:val="99"/>
     <w:semiHidden/>
     <w:pPr>
@@ -33951,9 +33880,9 @@
       <w:szCs w:val="20"/>
     </w:rPr>
   </w:style>
-  <w:style w:type="character" w:styleId="829">
+  <w:style w:type="character" w:styleId="864">
     <w:name w:val="endnote reference"/>
-    <w:basedOn w:val="835"/>
+    <w:basedOn w:val="870"/>
     <w:uiPriority w:val="99"/>
     <w:semiHidden/>
     <w:unhideWhenUsed/>
@@ -33966,9 +33895,9 @@
       <w:vertAlign w:val="superscript"/>
     </w:rPr>
   </w:style>
-  <w:style w:type="character" w:styleId="830">
+  <w:style w:type="character" w:styleId="865">
     <w:name w:val="FollowedHyperlink"/>
-    <w:basedOn w:val="835"/>
+    <w:basedOn w:val="870"/>
     <w:uiPriority w:val="99"/>
     <w:semiHidden/>
     <w:unhideWhenUsed/>
@@ -33982,7 +33911,7 @@
       <w:u w:val="single"/>
     </w:rPr>
   </w:style>
-  <w:style w:type="paragraph" w:styleId="831">
+  <w:style w:type="paragraph" w:styleId="866">
     <w:name w:val="TOC Heading"/>
     <w:uiPriority w:val="39"/>
     <w:unhideWhenUsed/>
@@ -33992,10 +33921,10 @@
       <w:ind/>
     </w:pPr>
   </w:style>
-  <w:style w:type="paragraph" w:styleId="832">
+  <w:style w:type="paragraph" w:styleId="867">
     <w:name w:val="table of figures"/>
-    <w:basedOn w:val="833"/>
-    <w:next w:val="833"/>
+    <w:basedOn w:val="868"/>
+    <w:next w:val="868"/>
     <w:uiPriority w:val="99"/>
     <w:unhideWhenUsed/>
     <w:pPr>
@@ -34004,7 +33933,7 @@
       <w:ind/>
     </w:pPr>
   </w:style>
-  <w:style w:type="paragraph" w:styleId="833" w:default="1">
+  <w:style w:type="paragraph" w:styleId="868" w:default="1">
     <w:name w:val="Normal"/>
     <w:qFormat/>
     <w:pPr>
@@ -34013,10 +33942,10 @@
       <w:ind/>
     </w:pPr>
   </w:style>
-  <w:style w:type="paragraph" w:styleId="834">
+  <w:style w:type="paragraph" w:styleId="869">
     <w:name w:val="Heading 2"/>
-    <w:basedOn w:val="833"/>
-    <w:link w:val="848"/>
+    <w:basedOn w:val="868"/>
+    <w:link w:val="883"/>
     <w:uiPriority w:val="9"/>
     <w:qFormat/>
     <w:pPr>
@@ -34034,7 +33963,7 @@
       <w:lang w:val="vi-VN" w:eastAsia="vi-VN"/>
     </w:rPr>
   </w:style>
-  <w:style w:type="character" w:styleId="835" w:default="1">
+  <w:style w:type="character" w:styleId="870" w:default="1">
     <w:name w:val="Default Paragraph Font"/>
     <w:uiPriority w:val="1"/>
     <w:semiHidden/>
@@ -34045,7 +33974,7 @@
       <w:ind/>
     </w:pPr>
   </w:style>
-  <w:style w:type="table" w:styleId="836" w:default="1">
+  <w:style w:type="table" w:styleId="871" w:default="1">
     <w:name w:val="Normal Table"/>
     <w:uiPriority w:val="99"/>
     <w:semiHidden/>
@@ -34057,13 +33986,13 @@
     </w:pPr>
     <w:tblPr>
       <w:tblInd w:w="0" w:type="dxa"/>
-      <w:tblBorders/>
       <w:tblCellMar>
         <w:left w:w="108" w:type="dxa"/>
         <w:top w:w="0" w:type="dxa"/>
         <w:right w:w="108" w:type="dxa"/>
         <w:bottom w:w="0" w:type="dxa"/>
       </w:tblCellMar>
+      <w:tblBorders/>
     </w:tblPr>
     <w:tcPr>
       <w:tcBorders/>
@@ -34238,7 +34167,7 @@
       </w:tcPr>
     </w:tblStylePr>
   </w:style>
-  <w:style w:type="numbering" w:styleId="837" w:default="1">
+  <w:style w:type="numbering" w:styleId="872" w:default="1">
     <w:name w:val="No List"/>
     <w:uiPriority w:val="99"/>
     <w:semiHidden/>
@@ -34249,9 +34178,9 @@
       <w:ind/>
     </w:pPr>
   </w:style>
-  <w:style w:type="character" w:styleId="838">
+  <w:style w:type="character" w:styleId="873">
     <w:name w:val="Strong"/>
-    <w:basedOn w:val="835"/>
+    <w:basedOn w:val="870"/>
     <w:uiPriority w:val="22"/>
     <w:qFormat/>
     <w:pPr>
@@ -34265,9 +34194,9 @@
       <w:bCs/>
     </w:rPr>
   </w:style>
-  <w:style w:type="paragraph" w:styleId="839">
+  <w:style w:type="paragraph" w:styleId="874">
     <w:name w:val="Normal (Web)"/>
-    <w:basedOn w:val="833"/>
+    <w:basedOn w:val="868"/>
     <w:uiPriority w:val="99"/>
     <w:semiHidden/>
     <w:pPr>
@@ -34281,9 +34210,9 @@
       <w:szCs w:val="24"/>
     </w:rPr>
   </w:style>
-  <w:style w:type="character" w:styleId="840">
+  <w:style w:type="character" w:styleId="875">
     <w:name w:val="Hyperlink"/>
-    <w:basedOn w:val="835"/>
+    <w:basedOn w:val="870"/>
     <w:uiPriority w:val="99"/>
     <w:pPr>
       <w:pBdr/>
@@ -34296,10 +34225,10 @@
       <w:u w:val="single"/>
     </w:rPr>
   </w:style>
-  <w:style w:type="paragraph" w:styleId="841">
+  <w:style w:type="paragraph" w:styleId="876">
     <w:name w:val="Header"/>
-    <w:basedOn w:val="833"/>
-    <w:link w:val="842"/>
+    <w:basedOn w:val="868"/>
+    <w:link w:val="877"/>
     <w:uiPriority w:val="99"/>
     <w:pPr>
       <w:pBdr/>
@@ -34311,10 +34240,10 @@
       <w:ind/>
     </w:pPr>
   </w:style>
-  <w:style w:type="character" w:styleId="842" w:customStyle="1">
+  <w:style w:type="character" w:styleId="877" w:customStyle="1">
     <w:name w:val="Header Char"/>
-    <w:basedOn w:val="835"/>
-    <w:link w:val="841"/>
+    <w:basedOn w:val="870"/>
+    <w:link w:val="876"/>
     <w:uiPriority w:val="99"/>
     <w:pPr>
       <w:pBdr/>
@@ -34325,10 +34254,10 @@
       <w:rFonts w:cs="Times New Roman"/>
     </w:rPr>
   </w:style>
-  <w:style w:type="paragraph" w:styleId="843">
+  <w:style w:type="paragraph" w:styleId="878">
     <w:name w:val="Footer"/>
-    <w:basedOn w:val="833"/>
-    <w:link w:val="844"/>
+    <w:basedOn w:val="868"/>
+    <w:link w:val="879"/>
     <w:uiPriority w:val="99"/>
     <w:pPr>
       <w:pBdr/>
@@ -34340,10 +34269,10 @@
       <w:ind/>
     </w:pPr>
   </w:style>
-  <w:style w:type="character" w:styleId="844" w:customStyle="1">
+  <w:style w:type="character" w:styleId="879" w:customStyle="1">
     <w:name w:val="Footer Char"/>
-    <w:basedOn w:val="835"/>
-    <w:link w:val="843"/>
+    <w:basedOn w:val="870"/>
+    <w:link w:val="878"/>
     <w:uiPriority w:val="99"/>
     <w:pPr>
       <w:pBdr/>
@@ -34354,10 +34283,10 @@
       <w:rFonts w:cs="Times New Roman"/>
     </w:rPr>
   </w:style>
-  <w:style w:type="paragraph" w:styleId="845">
+  <w:style w:type="paragraph" w:styleId="880">
     <w:name w:val="Balloon Text"/>
-    <w:basedOn w:val="833"/>
-    <w:link w:val="846"/>
+    <w:basedOn w:val="868"/>
+    <w:link w:val="881"/>
     <w:uiPriority w:val="99"/>
     <w:semiHidden/>
     <w:pPr>
@@ -34371,10 +34300,10 @@
       <w:szCs w:val="16"/>
     </w:rPr>
   </w:style>
-  <w:style w:type="character" w:styleId="846" w:customStyle="1">
+  <w:style w:type="character" w:styleId="881" w:customStyle="1">
     <w:name w:val="Balloon Text Char"/>
-    <w:basedOn w:val="835"/>
-    <w:link w:val="845"/>
+    <w:basedOn w:val="870"/>
+    <w:link w:val="880"/>
     <w:uiPriority w:val="99"/>
     <w:semiHidden/>
     <w:pPr>
@@ -34388,9 +34317,9 @@
       <w:szCs w:val="16"/>
     </w:rPr>
   </w:style>
-  <w:style w:type="table" w:styleId="847">
+  <w:style w:type="table" w:styleId="882">
     <w:name w:val="Table Grid"/>
-    <w:basedOn w:val="836"/>
+    <w:basedOn w:val="871"/>
     <w:uiPriority w:val="99"/>
     <w:pPr>
       <w:pBdr/>
@@ -34584,10 +34513,10 @@
       </w:tcPr>
     </w:tblStylePr>
   </w:style>
-  <w:style w:type="character" w:styleId="848" w:customStyle="1">
+  <w:style w:type="character" w:styleId="883" w:customStyle="1">
     <w:name w:val="Heading 2 Char"/>
-    <w:basedOn w:val="835"/>
-    <w:link w:val="834"/>
+    <w:basedOn w:val="870"/>
+    <w:link w:val="869"/>
     <w:uiPriority w:val="9"/>
     <w:pPr>
       <w:pBdr/>
